--- a/case_studies/Case_study_final.docx
+++ b/case_studies/Case_study_final.docx
@@ -275,7 +275,7 @@
           <w:kern w:val="2"/>
           <w14:ligatures w14:val="standardContextual"/>
         </w:rPr>
-        <w:t>Next to the available demographic data, t</w:t>
+        <w:t xml:space="preserve">Next to the available demographic data, </w:t>
       </w:r>
       <w:r>
         <w:rPr>
@@ -283,7 +283,7 @@
           <w:kern w:val="2"/>
           <w14:ligatures w14:val="standardContextual"/>
         </w:rPr>
-        <w:t xml:space="preserve">hree </w:t>
+        <w:t>several other</w:t>
       </w:r>
       <w:r>
         <w:rPr>
@@ -291,7 +291,7 @@
           <w:kern w:val="2"/>
           <w14:ligatures w14:val="standardContextual"/>
         </w:rPr>
-        <w:t>datasets</w:t>
+        <w:t xml:space="preserve"> </w:t>
       </w:r>
       <w:r>
         <w:rPr>
@@ -299,7 +299,7 @@
           <w:kern w:val="2"/>
           <w14:ligatures w14:val="standardContextual"/>
         </w:rPr>
-        <w:t xml:space="preserve"> are available </w:t>
+        <w:t>datasets</w:t>
       </w:r>
       <w:r>
         <w:rPr>
@@ -307,7 +307,7 @@
           <w:kern w:val="2"/>
           <w14:ligatures w14:val="standardContextual"/>
         </w:rPr>
-        <w:t>representing</w:t>
+        <w:t xml:space="preserve"> are available </w:t>
       </w:r>
       <w:r>
         <w:rPr>
@@ -315,7 +315,7 @@
           <w:kern w:val="2"/>
           <w14:ligatures w14:val="standardContextual"/>
         </w:rPr>
-        <w:t xml:space="preserve"> different sources of information that may be collected during a real-world </w:t>
+        <w:t>representing</w:t>
       </w:r>
       <w:r>
         <w:rPr>
@@ -323,7 +323,7 @@
           <w:kern w:val="2"/>
           <w14:ligatures w14:val="standardContextual"/>
         </w:rPr>
-        <w:t xml:space="preserve">disease </w:t>
+        <w:t xml:space="preserve"> different sources of information that may be collected during a real-world </w:t>
       </w:r>
       <w:r>
         <w:rPr>
@@ -331,74 +331,15 @@
           <w:kern w:val="2"/>
           <w14:ligatures w14:val="standardContextual"/>
         </w:rPr>
-        <w:t>outbreak.</w:t>
-      </w:r>
-    </w:p>
-    <w:p>
-      <w:pPr>
-        <w:pStyle w:val="NormalWeb"/>
-        <w:jc w:val="both"/>
+        <w:t xml:space="preserve">disease </w:t>
+      </w:r>
+      <w:r>
         <w:rPr>
           <w:rFonts w:asciiTheme="minorHAnsi" w:eastAsiaTheme="minorHAnsi" w:hAnsiTheme="minorHAnsi" w:cstheme="minorBidi"/>
           <w:kern w:val="2"/>
           <w14:ligatures w14:val="standardContextual"/>
         </w:rPr>
-      </w:pPr>
-      <w:r>
-        <w:rPr>
-          <w:rFonts w:asciiTheme="minorHAnsi" w:eastAsiaTheme="minorHAnsi" w:hAnsiTheme="minorHAnsi" w:cstheme="minorBidi"/>
-          <w:kern w:val="2"/>
-          <w14:ligatures w14:val="standardContextual"/>
-        </w:rPr>
-        <w:t>One of the</w:t>
-      </w:r>
-      <w:r>
-        <w:rPr>
-          <w:rFonts w:asciiTheme="minorHAnsi" w:eastAsiaTheme="minorHAnsi" w:hAnsiTheme="minorHAnsi" w:cstheme="minorBidi"/>
-          <w:kern w:val="2"/>
-          <w14:ligatures w14:val="standardContextual"/>
-        </w:rPr>
-        <w:t xml:space="preserve"> goal</w:t>
-      </w:r>
-      <w:r>
-        <w:rPr>
-          <w:rFonts w:asciiTheme="minorHAnsi" w:eastAsiaTheme="minorHAnsi" w:hAnsiTheme="minorHAnsi" w:cstheme="minorBidi"/>
-          <w:kern w:val="2"/>
-          <w14:ligatures w14:val="standardContextual"/>
-        </w:rPr>
-        <w:t>s</w:t>
-      </w:r>
-      <w:r>
-        <w:rPr>
-          <w:rFonts w:asciiTheme="minorHAnsi" w:eastAsiaTheme="minorHAnsi" w:hAnsiTheme="minorHAnsi" w:cstheme="minorBidi"/>
-          <w:kern w:val="2"/>
-          <w14:ligatures w14:val="standardContextual"/>
-        </w:rPr>
-        <w:t xml:space="preserve"> is to estimate key epidemiological quantities and assess the extent to which infection dynamics can be reconstructed from </w:t>
-      </w:r>
-      <w:r>
-        <w:rPr>
-          <w:rFonts w:asciiTheme="minorHAnsi" w:eastAsiaTheme="minorHAnsi" w:hAnsiTheme="minorHAnsi" w:cstheme="minorBidi"/>
-          <w:kern w:val="2"/>
-          <w14:ligatures w14:val="standardContextual"/>
-        </w:rPr>
-        <w:t xml:space="preserve">(imperfect) </w:t>
-      </w:r>
-      <w:r>
-        <w:rPr>
-          <w:rFonts w:asciiTheme="minorHAnsi" w:eastAsiaTheme="minorHAnsi" w:hAnsiTheme="minorHAnsi" w:cstheme="minorBidi"/>
-          <w:kern w:val="2"/>
-          <w14:ligatures w14:val="standardContextual"/>
-        </w:rPr>
-        <w:t>surveillance and serological data</w:t>
-      </w:r>
-      <w:r>
-        <w:rPr>
-          <w:rFonts w:asciiTheme="minorHAnsi" w:eastAsiaTheme="minorHAnsi" w:hAnsiTheme="minorHAnsi" w:cstheme="minorBidi"/>
-          <w:kern w:val="2"/>
-          <w14:ligatures w14:val="standardContextual"/>
-        </w:rPr>
-        <w:t>.</w:t>
+        <w:t>outbreak.</w:t>
       </w:r>
     </w:p>
     <w:p>
@@ -444,6 +385,24 @@
       <w:r>
         <w:t xml:space="preserve"> More specifically, HERMES implements an individual-based infectious disease transmission model in a structured population comprising households, schools, workplaces, and the general community. Before starting the simulation of transmission events, HERMES constructs a synthetic population of individuals for which the demographic data are available. </w:t>
       </w:r>
+      <w:r>
+        <w:t xml:space="preserve">Next to </w:t>
+      </w:r>
+      <w:r>
+        <w:t xml:space="preserve">measured </w:t>
+      </w:r>
+      <w:r>
+        <w:t xml:space="preserve">age and gender-specific differences, individuals differ in their propensity to make contacts </w:t>
+      </w:r>
+      <w:r>
+        <w:t>and in other unmeasured factors that potentially lead to</w:t>
+      </w:r>
+      <w:r>
+        <w:t xml:space="preserve"> </w:t>
+      </w:r>
+      <w:r>
+        <w:t xml:space="preserve">individual-level variation. </w:t>
+      </w:r>
     </w:p>
     <w:p>
       <w:pPr>
@@ -499,11 +458,29 @@
         <w:t xml:space="preserve"> (see also demographic data). </w:t>
       </w:r>
       <w:r>
-        <w:t xml:space="preserve">The first 15 days, there is unrestricted spread of the disease in the population after which a lockdown is imposed, leading to contact reductions </w:t>
+        <w:t xml:space="preserve">The first 15 days, there is unrestricted spread of the disease in the population after which a lockdown is imposed, leading to contact reductions at the workplace, in schools and in the general community. At day 30 an exit out of </w:t>
+      </w:r>
+      <w:r>
+        <w:t xml:space="preserve">the </w:t>
+      </w:r>
+      <w:r>
+        <w:t xml:space="preserve">lockdown </w:t>
       </w:r>
       <w:r>
         <w:lastRenderedPageBreak/>
-        <w:t xml:space="preserve">at the workplace, in schools and in the general community. At day 30 an exit out of lockdown is happening, leading to contact probabilities increasing to those in the pre-lockdown phase. At day 40, part of the population will start to get vaccinated with increasing vaccination coverage over three distinct cross-sectional time points at which individuals are vaccinated.  </w:t>
+        <w:t xml:space="preserve">is happening, leading to contact probabilities increasing </w:t>
+      </w:r>
+      <w:r>
+        <w:t xml:space="preserve">to </w:t>
+      </w:r>
+      <w:r>
+        <w:t xml:space="preserve">pre-lockdown </w:t>
+      </w:r>
+      <w:r>
+        <w:t>values</w:t>
+      </w:r>
+      <w:r>
+        <w:t xml:space="preserve">. At day 40, part of the population will start to get vaccinated with increasing vaccination coverage over three distinct cross-sectional time points at which individuals are vaccinated.  </w:t>
       </w:r>
     </w:p>
     <w:p>
@@ -740,7 +717,19 @@
         <w:rPr>
           <w:u w:val="single"/>
         </w:rPr>
-        <w:t xml:space="preserve"> (final_incidence_data)</w:t>
+        <w:t xml:space="preserve"> (final_incidence_data</w:t>
+      </w:r>
+      <w:r>
+        <w:rPr>
+          <w:u w:val="single"/>
+        </w:rPr>
+        <w:t>_day40</w:t>
+      </w:r>
+      <w:r>
+        <w:rPr>
+          <w:u w:val="single"/>
+        </w:rPr>
+        <w:t>)</w:t>
       </w:r>
     </w:p>
     <w:p>
@@ -774,19 +763,37 @@
         <w:t xml:space="preserve"> </w:t>
       </w:r>
       <w:r>
-        <w:t xml:space="preserve">is provided at the end of the end of the </w:t>
-      </w:r>
-      <w:r>
-        <w:t>outbreak period</w:t>
+        <w:t xml:space="preserve">is provided at </w:t>
+      </w:r>
+      <w:r>
+        <w:t>day 40</w:t>
       </w:r>
       <w:r>
         <w:t xml:space="preserve">. More specifically, the dataset </w:t>
       </w:r>
       <w:r>
-        <w:t xml:space="preserve">contains individual-level surveillance data on incident cases </w:t>
-      </w:r>
-      <w:r>
-        <w:t xml:space="preserve">and hospitalizations </w:t>
+        <w:t>contains individual-level surveillance data on incident cases</w:t>
+      </w:r>
+      <w:r>
+        <w:t xml:space="preserve"> that were detected and confirmed,</w:t>
+      </w:r>
+      <w:r>
+        <w:t xml:space="preserve"> </w:t>
+      </w:r>
+      <w:r>
+        <w:t>and</w:t>
+      </w:r>
+      <w:r>
+        <w:t xml:space="preserve"> subsequent</w:t>
+      </w:r>
+      <w:r>
+        <w:t xml:space="preserve"> hospitalizations</w:t>
+      </w:r>
+      <w:r>
+        <w:t xml:space="preserve"> (as a result of the infection)</w:t>
+      </w:r>
+      <w:r>
+        <w:t xml:space="preserve"> </w:t>
       </w:r>
       <w:r>
         <w:t>during the pandemic</w:t>
@@ -903,9 +910,7 @@
     </w:p>
     <w:p>
       <w:pPr>
-        <w:rPr>
-          <w:u w:val="single"/>
-        </w:rPr>
+        <w:jc w:val="both"/>
       </w:pPr>
     </w:p>
     <w:p>
@@ -923,6 +928,119 @@
         <w:rPr>
           <w:u w:val="single"/>
         </w:rPr>
+        <w:t>Incidence data (final_incidence_data</w:t>
+      </w:r>
+      <w:r>
+        <w:rPr>
+          <w:u w:val="single"/>
+        </w:rPr>
+        <w:t>_</w:t>
+      </w:r>
+      <w:r>
+        <w:rPr>
+          <w:u w:val="single"/>
+        </w:rPr>
+        <w:t>reduced</w:t>
+      </w:r>
+      <w:r>
+        <w:rPr>
+          <w:u w:val="single"/>
+        </w:rPr>
+        <w:t>)</w:t>
+      </w:r>
+    </w:p>
+    <w:p>
+      <w:pPr>
+        <w:pStyle w:val="ListParagraph"/>
+        <w:jc w:val="both"/>
+      </w:pPr>
+    </w:p>
+    <w:p>
+      <w:pPr>
+        <w:ind w:left="360"/>
+        <w:jc w:val="both"/>
+      </w:pPr>
+      <w:r>
+        <w:t>Next to the incidence data at day 40 in the pandemic, limited information about (symptomatic) cases at the end of the outbreak is provided as well.</w:t>
+      </w:r>
+    </w:p>
+    <w:p>
+      <w:pPr>
+        <w:jc w:val="both"/>
+      </w:pPr>
+    </w:p>
+    <w:p>
+      <w:pPr>
+        <w:pStyle w:val="ListParagraph"/>
+        <w:numPr>
+          <w:ilvl w:val="0"/>
+          <w:numId w:val="4"/>
+        </w:numPr>
+        <w:rPr>
+          <w:u w:val="single"/>
+        </w:rPr>
+      </w:pPr>
+      <w:r>
+        <w:t>ind_id: individual identification number</w:t>
+      </w:r>
+    </w:p>
+    <w:p>
+      <w:pPr>
+        <w:pStyle w:val="ListParagraph"/>
+        <w:numPr>
+          <w:ilvl w:val="0"/>
+          <w:numId w:val="4"/>
+        </w:numPr>
+      </w:pPr>
+      <w:r>
+        <w:t>time_of_reporting: time of reporting of a case (in days since start of study)</w:t>
+      </w:r>
+    </w:p>
+    <w:p>
+      <w:pPr>
+        <w:pStyle w:val="ListParagraph"/>
+        <w:numPr>
+          <w:ilvl w:val="0"/>
+          <w:numId w:val="4"/>
+        </w:numPr>
+        <w:rPr>
+          <w:u w:val="single"/>
+        </w:rPr>
+      </w:pPr>
+      <w:r>
+        <w:t>time: observation time (in days since start of study)</w:t>
+      </w:r>
+    </w:p>
+    <w:p>
+      <w:pPr>
+        <w:rPr>
+          <w:u w:val="single"/>
+        </w:rPr>
+      </w:pPr>
+    </w:p>
+    <w:p>
+      <w:pPr>
+        <w:rPr>
+          <w:u w:val="single"/>
+        </w:rPr>
+      </w:pPr>
+    </w:p>
+    <w:p>
+      <w:pPr>
+        <w:pStyle w:val="ListParagraph"/>
+        <w:numPr>
+          <w:ilvl w:val="0"/>
+          <w:numId w:val="9"/>
+        </w:numPr>
+        <w:rPr>
+          <w:u w:val="single"/>
+        </w:rPr>
+      </w:pPr>
+      <w:r>
+        <w:rPr>
+          <w:u w:val="single"/>
+        </w:rPr>
+        <w:lastRenderedPageBreak/>
         <w:t>Serological</w:t>
       </w:r>
       <w:r>
@@ -957,7 +1075,22 @@
         <w:jc w:val="both"/>
       </w:pPr>
       <w:r>
-        <w:t>This dataset contains repeated cross-sectional serological survey data collected at three different instances during the outbreak (i.e., at day 10, 20 and 30)</w:t>
+        <w:t>This dataset contains repeated cross-sectional serological survey data collected at three different instances during the outbreak (i.e., at day 10, 20</w:t>
+      </w:r>
+      <w:r>
+        <w:t xml:space="preserve"> and </w:t>
+      </w:r>
+      <w:r>
+        <w:t>3</w:t>
+      </w:r>
+      <w:r>
+        <w:t>0</w:t>
+      </w:r>
+      <w:r>
+        <w:t>)</w:t>
+      </w:r>
+      <w:r>
+        <w:t xml:space="preserve"> on a random subset of the population</w:t>
       </w:r>
       <w:r>
         <w:t xml:space="preserve"> with </w:t>
@@ -1060,11 +1193,16 @@
         </w:rPr>
       </w:pPr>
       <w:r>
-        <w:lastRenderedPageBreak/>
         <w:t>time_of_sampling: cross-sectional time point at which serum sample has been collected</w:t>
       </w:r>
       <w:r>
-        <w:t xml:space="preserve"> (i.e., day 10, 20 and 30 following the introduction of the index case)</w:t>
+        <w:t xml:space="preserve"> (i.e., day 10, 20 and 3</w:t>
+      </w:r>
+      <w:r>
+        <w:t>0</w:t>
+      </w:r>
+      <w:r>
+        <w:t xml:space="preserve"> following the introduction of the index case)</w:t>
       </w:r>
     </w:p>
     <w:p>
@@ -1162,10 +1300,19 @@
         <w:t xml:space="preserve">0 of the outbreak. </w:t>
       </w:r>
       <w:r>
-        <w:t>Next to information about infector and infectee</w:t>
-      </w:r>
-      <w:r>
-        <w:t xml:space="preserve">, the probable time of the contact relevant for transmission has been reported by means of limits of the time window in which infectors and infectees have been in contact. </w:t>
+        <w:t xml:space="preserve">Next to information about </w:t>
+      </w:r>
+      <w:r>
+        <w:t>the identified case and the reported contact</w:t>
+      </w:r>
+      <w:r>
+        <w:t xml:space="preserve">, the probable time of the contact relevant for transmission has been reported by means of limits of the time window in which </w:t>
+      </w:r>
+      <w:r>
+        <w:t>both persons</w:t>
+      </w:r>
+      <w:r>
+        <w:t xml:space="preserve"> have been in contact. </w:t>
       </w:r>
       <w:r>
         <w:t>The following information was recorded:</w:t>
@@ -1190,13 +1337,13 @@
         </w:rPr>
       </w:pPr>
       <w:r>
-        <w:t>time: observation time (in days since start of study</w:t>
-      </w:r>
-      <w:r>
-        <w:t xml:space="preserve"> – end of contact tracing period</w:t>
-      </w:r>
-      <w:r>
-        <w:t>)</w:t>
+        <w:t>time: observation time</w:t>
+      </w:r>
+      <w:r>
+        <w:t xml:space="preserve"> at the end of the contact tracing period</w:t>
+      </w:r>
+      <w:r>
+        <w:t xml:space="preserve"> (in days since start of study)</w:t>
       </w:r>
     </w:p>
     <w:p>
@@ -1211,7 +1358,16 @@
         </w:rPr>
       </w:pPr>
       <w:r>
-        <w:t>infector_id: identifier of the presumed infector</w:t>
+        <w:t>in</w:t>
+      </w:r>
+      <w:r>
+        <w:t>d</w:t>
+      </w:r>
+      <w:r>
+        <w:t xml:space="preserve">_id: identifier of the </w:t>
+      </w:r>
+      <w:r>
+        <w:t>identified case</w:t>
       </w:r>
     </w:p>
     <w:p>
@@ -1226,7 +1382,16 @@
         </w:rPr>
       </w:pPr>
       <w:r>
-        <w:t>infectee_id: identifier of the presumed infectee</w:t>
+        <w:t>reported_</w:t>
+      </w:r>
+      <w:r>
+        <w:t>contact</w:t>
+      </w:r>
+      <w:r>
+        <w:t xml:space="preserve">: identifier of the </w:t>
+      </w:r>
+      <w:r>
+        <w:t>reported contact</w:t>
       </w:r>
     </w:p>
     <w:p>
@@ -1241,10 +1406,22 @@
         </w:rPr>
       </w:pPr>
       <w:r>
-        <w:t>infector_symptom_onset</w:t>
-      </w:r>
-      <w:r>
-        <w:t>: symptom onset time of the infector (days since start)</w:t>
+        <w:t>i</w:t>
+      </w:r>
+      <w:r>
+        <w:t>nd</w:t>
+      </w:r>
+      <w:r>
+        <w:t>_symptom_onset</w:t>
+      </w:r>
+      <w:r>
+        <w:t xml:space="preserve">: symptom onset </w:t>
+      </w:r>
+      <w:r>
+        <w:t>time of the identified case</w:t>
+      </w:r>
+      <w:r>
+        <w:t xml:space="preserve"> (days since start)</w:t>
       </w:r>
     </w:p>
     <w:p>
@@ -1259,10 +1436,19 @@
         </w:rPr>
       </w:pPr>
       <w:r>
-        <w:t>infectee_symptom_onset</w:t>
-      </w:r>
-      <w:r>
-        <w:t>: symptom onset time of the infectee (days since start)</w:t>
+        <w:t>reported_contact</w:t>
+      </w:r>
+      <w:r>
+        <w:t>_symptom_onset</w:t>
+      </w:r>
+      <w:r>
+        <w:t xml:space="preserve">: symptom onset time of </w:t>
+      </w:r>
+      <w:r>
+        <w:t>the reported contact</w:t>
+      </w:r>
+      <w:r>
+        <w:t xml:space="preserve"> (days since start)</w:t>
       </w:r>
     </w:p>
     <w:p>
@@ -1277,7 +1463,7 @@
         </w:rPr>
       </w:pPr>
       <w:r>
-        <w:t>infector_age: age of the infector (in years)</w:t>
+        <w:t>time_of_contact_lower: lower limit of the time window for the probable time of contact (in days since start)</w:t>
       </w:r>
     </w:p>
     <w:p>
@@ -1292,36 +1478,6 @@
         </w:rPr>
       </w:pPr>
       <w:r>
-        <w:t>infectee_age: age of the infectee (in years)</w:t>
-      </w:r>
-    </w:p>
-    <w:p>
-      <w:pPr>
-        <w:pStyle w:val="ListParagraph"/>
-        <w:numPr>
-          <w:ilvl w:val="0"/>
-          <w:numId w:val="4"/>
-        </w:numPr>
-        <w:rPr>
-          <w:u w:val="single"/>
-        </w:rPr>
-      </w:pPr>
-      <w:r>
-        <w:t>time_of_contact_lower: lower limit of the time window for the probable time of contact (in days since start)</w:t>
-      </w:r>
-    </w:p>
-    <w:p>
-      <w:pPr>
-        <w:pStyle w:val="ListParagraph"/>
-        <w:numPr>
-          <w:ilvl w:val="0"/>
-          <w:numId w:val="4"/>
-        </w:numPr>
-        <w:rPr>
-          <w:u w:val="single"/>
-        </w:rPr>
-      </w:pPr>
-      <w:r>
         <w:t>time_of_contact_</w:t>
       </w:r>
       <w:r>
@@ -1364,7 +1520,7 @@
           <w:i/>
           <w:iCs/>
         </w:rPr>
-        <w:t xml:space="preserve">In contrast to real-world contact tracing data, the simulated dataset contains the true transmission links generated by the underlying epidemic model. Consequently, the true infector–infectee relationship is known for </w:t>
+        <w:t xml:space="preserve">In contrast to real-world contact tracing data, the simulated dataset contains the true transmission links generated by the underlying epidemic model. Consequently, the true relationship is known for </w:t>
       </w:r>
       <w:r>
         <w:rPr>
@@ -1378,7 +1534,28 @@
           <w:i/>
           <w:iCs/>
         </w:rPr>
-        <w:t xml:space="preserve"> transmission events.</w:t>
+        <w:t xml:space="preserve"> transmission events</w:t>
+      </w:r>
+      <w:r>
+        <w:rPr>
+          <w:i/>
+          <w:iCs/>
+        </w:rPr>
+        <w:t>, though the order is still unknown</w:t>
+      </w:r>
+      <w:r>
+        <w:rPr>
+          <w:i/>
+          <w:iCs/>
+        </w:rPr>
+        <w:t>.</w:t>
+      </w:r>
+      <w:r>
+        <w:rPr>
+          <w:i/>
+          <w:iCs/>
+        </w:rPr>
+        <w:t xml:space="preserve"> For example, the reported contact and identified case are not necessarily infected in that order (although symptom onset times are larger for identified cases as compared to reported contacts).</w:t>
       </w:r>
     </w:p>
     <w:p>
@@ -1441,16 +1618,10 @@
         <w:t xml:space="preserve">This dataset contains the </w:t>
       </w:r>
       <w:r>
-        <w:t>time of death of individuals before the observation time</w:t>
-      </w:r>
-      <w:r>
-        <w:t xml:space="preserve"> of 50 days </w:t>
-      </w:r>
-      <w:r>
-        <w:t>after the start of</w:t>
-      </w:r>
-      <w:r>
-        <w:t xml:space="preserve"> the outbreak</w:t>
+        <w:t>time of death of individual</w:t>
+      </w:r>
+      <w:r>
+        <w:t>s</w:t>
       </w:r>
       <w:r>
         <w:t>.</w:t>
@@ -1546,7 +1717,19 @@
         <w:rPr>
           <w:u w:val="single"/>
         </w:rPr>
-        <w:t xml:space="preserve"> data (final_mortality_data):</w:t>
+        <w:t xml:space="preserve"> data (final_</w:t>
+      </w:r>
+      <w:r>
+        <w:rPr>
+          <w:u w:val="single"/>
+        </w:rPr>
+        <w:t>vaccination</w:t>
+      </w:r>
+      <w:r>
+        <w:rPr>
+          <w:u w:val="single"/>
+        </w:rPr>
+        <w:t>_data):</w:t>
       </w:r>
     </w:p>
     <w:p>
@@ -1634,7 +1817,6 @@
         </w:rPr>
       </w:pPr>
       <w:r>
-        <w:lastRenderedPageBreak/>
         <w:t>time_of_vaccination: time of vaccination (in days) (if relevant)</w:t>
       </w:r>
     </w:p>
@@ -1676,7 +1858,19 @@
         <w:spacing w:before="100" w:beforeAutospacing="1" w:after="100" w:afterAutospacing="1"/>
       </w:pPr>
       <w:r>
-        <w:t>Participants may use one or more of the datasets to address the following questions:</w:t>
+        <w:t xml:space="preserve">Participants may use one or more of the datasets to address </w:t>
+      </w:r>
+      <w:r>
+        <w:t xml:space="preserve">one of </w:t>
+      </w:r>
+      <w:r>
+        <w:t xml:space="preserve">the following </w:t>
+      </w:r>
+      <w:r>
+        <w:t>tasks (one per group)</w:t>
+      </w:r>
+      <w:r>
+        <w:t>:</w:t>
       </w:r>
     </w:p>
     <w:p>
@@ -1772,6 +1966,118 @@
       <w:r>
         <w:t xml:space="preserve">Estimate vaccine effectiveness using individual-level vaccination history and breakthrough infection data. </w:t>
       </w:r>
+    </w:p>
+    <w:p>
+      <w:pPr>
+        <w:pStyle w:val="ListParagraph"/>
+        <w:numPr>
+          <w:ilvl w:val="0"/>
+          <w:numId w:val="7"/>
+        </w:numPr>
+        <w:jc w:val="both"/>
+      </w:pPr>
+      <w:r>
+        <w:t>Estimate excess mortality and its relation with infection and vaccination.</w:t>
+      </w:r>
+    </w:p>
+    <w:p>
+      <w:pPr>
+        <w:jc w:val="both"/>
+      </w:pPr>
+    </w:p>
+    <w:p>
+      <w:pPr>
+        <w:jc w:val="both"/>
+      </w:pPr>
+    </w:p>
+    <w:p>
+      <w:pPr>
+        <w:jc w:val="both"/>
+        <w:rPr>
+          <w:u w:val="single"/>
+        </w:rPr>
+      </w:pPr>
+      <w:r>
+        <w:rPr>
+          <w:u w:val="single"/>
+        </w:rPr>
+        <w:t>Instructions</w:t>
+      </w:r>
+    </w:p>
+    <w:p>
+      <w:pPr>
+        <w:jc w:val="both"/>
+      </w:pPr>
+    </w:p>
+    <w:p>
+      <w:pPr>
+        <w:jc w:val="both"/>
+      </w:pPr>
+      <w:r>
+        <w:rPr>
+          <w:b/>
+          <w:bCs/>
+        </w:rPr>
+        <w:t>Please approach your task in two steps</w:t>
+      </w:r>
+      <w:r>
+        <w:t>:</w:t>
+      </w:r>
+    </w:p>
+    <w:p>
+      <w:pPr>
+        <w:jc w:val="both"/>
+      </w:pPr>
+    </w:p>
+    <w:p>
+      <w:pPr>
+        <w:pStyle w:val="ListParagraph"/>
+        <w:numPr>
+          <w:ilvl w:val="0"/>
+          <w:numId w:val="11"/>
+        </w:numPr>
+        <w:jc w:val="both"/>
+      </w:pPr>
+      <w:r>
+        <w:rPr>
+          <w:b/>
+          <w:bCs/>
+        </w:rPr>
+        <w:t>Step 1</w:t>
+      </w:r>
+      <w:r>
+        <w:t>. Specify relevant estimands (population of interest, treatment conditions [or relevant analogon], endpoint, summary measure, handling of intercurrent events [when applicable]). Discuss possible models, their assumptions, which information is missing from the data and whether this could be (partially) retrieved from external data.</w:t>
+      </w:r>
+    </w:p>
+    <w:p>
+      <w:pPr>
+        <w:jc w:val="both"/>
+      </w:pPr>
+    </w:p>
+    <w:p>
+      <w:pPr>
+        <w:pStyle w:val="ListParagraph"/>
+        <w:numPr>
+          <w:ilvl w:val="0"/>
+          <w:numId w:val="11"/>
+        </w:numPr>
+        <w:jc w:val="both"/>
+      </w:pPr>
+      <w:r>
+        <w:rPr>
+          <w:b/>
+          <w:bCs/>
+        </w:rPr>
+        <w:t>Step 2</w:t>
+      </w:r>
+      <w:r>
+        <w:t xml:space="preserve">. Implement one or more of the proposed models. Compare this to alternatives and consider sensitivity analyses.  </w:t>
+      </w:r>
+    </w:p>
+    <w:p>
+      <w:pPr>
+        <w:jc w:val="both"/>
+      </w:pPr>
     </w:p>
     <w:p>
       <w:r>
@@ -2690,6 +2996,401 @@
           <w:rFonts w:eastAsiaTheme="minorEastAsia"/>
         </w:rPr>
       </w:pPr>
+      <w:r>
+        <w:lastRenderedPageBreak/>
+        <w:t>Next to the</w:t>
+      </w:r>
+      <w:r>
+        <w:t xml:space="preserve"> basic reproduction number </w:t>
+      </w:r>
+      <m:oMath>
+        <m:sSub>
+          <m:sSubPr>
+            <m:ctrlPr>
+              <w:rPr>
+                <w:rFonts w:ascii="Cambria Math" w:hAnsi="Cambria Math"/>
+                <w:i/>
+              </w:rPr>
+            </m:ctrlPr>
+          </m:sSubPr>
+          <m:e>
+            <m:r>
+              <w:rPr>
+                <w:rFonts w:ascii="Cambria Math" w:hAnsi="Cambria Math"/>
+              </w:rPr>
+              <m:t>R</m:t>
+            </m:r>
+          </m:e>
+          <m:sub>
+            <m:r>
+              <w:rPr>
+                <w:rFonts w:ascii="Cambria Math" w:hAnsi="Cambria Math"/>
+              </w:rPr>
+              <m:t>0</m:t>
+            </m:r>
+          </m:sub>
+        </m:sSub>
+        <m:r>
+          <w:rPr>
+            <w:rFonts w:ascii="Cambria Math" w:hAnsi="Cambria Math"/>
+          </w:rPr>
+          <m:t>,</m:t>
+        </m:r>
+      </m:oMath>
+      <w:r>
+        <w:rPr>
+          <w:rFonts w:eastAsiaTheme="minorEastAsia"/>
+        </w:rPr>
+        <w:t xml:space="preserve"> the effective reproduction number </w:t>
+      </w:r>
+      <m:oMath>
+        <m:sSub>
+          <m:sSubPr>
+            <m:ctrlPr>
+              <w:rPr>
+                <w:rFonts w:ascii="Cambria Math" w:eastAsiaTheme="minorEastAsia" w:hAnsi="Cambria Math"/>
+                <w:i/>
+              </w:rPr>
+            </m:ctrlPr>
+          </m:sSubPr>
+          <m:e>
+            <m:r>
+              <w:rPr>
+                <w:rFonts w:ascii="Cambria Math" w:eastAsiaTheme="minorEastAsia" w:hAnsi="Cambria Math"/>
+              </w:rPr>
+              <m:t>R</m:t>
+            </m:r>
+          </m:e>
+          <m:sub>
+            <m:r>
+              <w:rPr>
+                <w:rFonts w:ascii="Cambria Math" w:eastAsiaTheme="minorEastAsia" w:hAnsi="Cambria Math"/>
+              </w:rPr>
+              <m:t>t</m:t>
+            </m:r>
+          </m:sub>
+        </m:sSub>
+      </m:oMath>
+      <w:r>
+        <w:rPr>
+          <w:rFonts w:eastAsiaTheme="minorEastAsia"/>
+        </w:rPr>
+        <w:t xml:space="preserve"> </w:t>
+      </w:r>
+      <w:r>
+        <w:rPr>
+          <w:rFonts w:eastAsiaTheme="minorEastAsia"/>
+        </w:rPr>
+        <w:t>representing the</w:t>
+      </w:r>
+      <w:r>
+        <w:rPr>
+          <w:rFonts w:eastAsiaTheme="minorEastAsia"/>
+        </w:rPr>
+        <w:t xml:space="preserve"> average number of secondary cases produced by a </w:t>
+      </w:r>
+      <w:r>
+        <w:rPr>
+          <w:rFonts w:eastAsiaTheme="minorEastAsia"/>
+        </w:rPr>
+        <w:t xml:space="preserve">single </w:t>
+      </w:r>
+      <w:r>
+        <w:rPr>
+          <w:rFonts w:eastAsiaTheme="minorEastAsia"/>
+          <w:i/>
+          <w:iCs/>
+        </w:rPr>
+        <w:t>typical</w:t>
+      </w:r>
+      <w:r>
+        <w:rPr>
+          <w:rFonts w:eastAsiaTheme="minorEastAsia"/>
+        </w:rPr>
+        <w:t xml:space="preserve"> infectious individual </w:t>
+      </w:r>
+      <w:r>
+        <w:rPr>
+          <w:rFonts w:eastAsiaTheme="minorEastAsia"/>
+        </w:rPr>
+        <w:t xml:space="preserve">at time </w:t>
+      </w:r>
+      <m:oMath>
+        <m:r>
+          <w:rPr>
+            <w:rFonts w:ascii="Cambria Math" w:eastAsiaTheme="minorEastAsia" w:hAnsi="Cambria Math"/>
+          </w:rPr>
+          <m:t xml:space="preserve">t≥0 </m:t>
+        </m:r>
+      </m:oMath>
+      <w:r>
+        <w:rPr>
+          <w:rFonts w:eastAsiaTheme="minorEastAsia"/>
+        </w:rPr>
+        <w:t xml:space="preserve">when introduced in </w:t>
+      </w:r>
+      <w:r>
+        <w:rPr>
+          <w:rFonts w:eastAsiaTheme="minorEastAsia"/>
+        </w:rPr>
+        <w:t xml:space="preserve">a </w:t>
+      </w:r>
+      <w:r>
+        <w:rPr>
+          <w:rFonts w:eastAsiaTheme="minorEastAsia"/>
+        </w:rPr>
+        <w:t>population</w:t>
+      </w:r>
+      <w:r>
+        <w:rPr>
+          <w:rFonts w:eastAsiaTheme="minorEastAsia"/>
+        </w:rPr>
+        <w:t xml:space="preserve"> with </w:t>
+      </w:r>
+      <w:r>
+        <w:rPr>
+          <w:rFonts w:eastAsiaTheme="minorEastAsia"/>
+        </w:rPr>
+        <w:t xml:space="preserve">partial susceptibility as a result of ongoing transmission (or pre-existing natural or vaccine-induced immunity), is a key epidemiological parameter to assess the epidemiological situation in real-time. </w:t>
+      </w:r>
+      <w:r>
+        <w:rPr>
+          <w:rFonts w:eastAsiaTheme="minorEastAsia"/>
+        </w:rPr>
+        <w:t>From a renewal equation point of view, the effective reproduction number can be expressed as</w:t>
+      </w:r>
+    </w:p>
+    <w:p>
+      <w:pPr>
+        <w:jc w:val="both"/>
+        <w:rPr>
+          <w:rFonts w:eastAsiaTheme="minorEastAsia"/>
+        </w:rPr>
+      </w:pPr>
+    </w:p>
+    <w:p>
+      <w:pPr>
+        <w:jc w:val="both"/>
+        <w:rPr>
+          <w:rFonts w:eastAsiaTheme="minorEastAsia"/>
+        </w:rPr>
+      </w:pPr>
+      <m:oMathPara>
+        <m:oMath>
+          <m:sSub>
+            <m:sSubPr>
+              <m:ctrlPr>
+                <w:rPr>
+                  <w:rFonts w:ascii="Cambria Math" w:eastAsiaTheme="minorEastAsia" w:hAnsi="Cambria Math"/>
+                  <w:i/>
+                </w:rPr>
+              </m:ctrlPr>
+            </m:sSubPr>
+            <m:e>
+              <m:r>
+                <w:rPr>
+                  <w:rFonts w:ascii="Cambria Math" w:eastAsiaTheme="minorEastAsia" w:hAnsi="Cambria Math"/>
+                </w:rPr>
+                <m:t>R</m:t>
+              </m:r>
+            </m:e>
+            <m:sub>
+              <m:r>
+                <w:rPr>
+                  <w:rFonts w:ascii="Cambria Math" w:eastAsiaTheme="minorEastAsia" w:hAnsi="Cambria Math"/>
+                </w:rPr>
+                <m:t>t</m:t>
+              </m:r>
+            </m:sub>
+          </m:sSub>
+          <m:r>
+            <w:rPr>
+              <w:rFonts w:ascii="Cambria Math" w:eastAsiaTheme="minorEastAsia" w:hAnsi="Cambria Math"/>
+            </w:rPr>
+            <m:t>=</m:t>
+          </m:r>
+          <m:f>
+            <m:fPr>
+              <m:ctrlPr>
+                <w:rPr>
+                  <w:rFonts w:ascii="Cambria Math" w:eastAsiaTheme="minorEastAsia" w:hAnsi="Cambria Math"/>
+                  <w:i/>
+                </w:rPr>
+              </m:ctrlPr>
+            </m:fPr>
+            <m:num>
+              <m:sSup>
+                <m:sSupPr>
+                  <m:ctrlPr>
+                    <w:rPr>
+                      <w:rFonts w:ascii="Cambria Math" w:eastAsiaTheme="minorEastAsia" w:hAnsi="Cambria Math"/>
+                      <w:i/>
+                    </w:rPr>
+                  </m:ctrlPr>
+                </m:sSupPr>
+                <m:e>
+                  <m:r>
+                    <w:rPr>
+                      <w:rFonts w:ascii="Cambria Math" w:eastAsiaTheme="minorEastAsia" w:hAnsi="Cambria Math"/>
+                    </w:rPr>
+                    <m:t>I</m:t>
+                  </m:r>
+                </m:e>
+                <m:sup>
+                  <m:r>
+                    <w:rPr>
+                      <w:rFonts w:ascii="Cambria Math" w:eastAsiaTheme="minorEastAsia" w:hAnsi="Cambria Math"/>
+                    </w:rPr>
+                    <m:t>*</m:t>
+                  </m:r>
+                </m:sup>
+              </m:sSup>
+              <m:d>
+                <m:dPr>
+                  <m:ctrlPr>
+                    <w:rPr>
+                      <w:rFonts w:ascii="Cambria Math" w:eastAsiaTheme="minorEastAsia" w:hAnsi="Cambria Math"/>
+                      <w:i/>
+                    </w:rPr>
+                  </m:ctrlPr>
+                </m:dPr>
+                <m:e>
+                  <m:r>
+                    <w:rPr>
+                      <w:rFonts w:ascii="Cambria Math" w:eastAsiaTheme="minorEastAsia" w:hAnsi="Cambria Math"/>
+                    </w:rPr>
+                    <m:t>t</m:t>
+                  </m:r>
+                </m:e>
+              </m:d>
+            </m:num>
+            <m:den>
+              <m:r>
+                <w:rPr>
+                  <w:rFonts w:ascii="Cambria Math" w:eastAsiaTheme="minorEastAsia" w:hAnsi="Cambria Math"/>
+                </w:rPr>
+                <m:t>∫</m:t>
+              </m:r>
+              <m:sSup>
+                <m:sSupPr>
+                  <m:ctrlPr>
+                    <w:rPr>
+                      <w:rFonts w:ascii="Cambria Math" w:eastAsiaTheme="minorEastAsia" w:hAnsi="Cambria Math"/>
+                      <w:i/>
+                    </w:rPr>
+                  </m:ctrlPr>
+                </m:sSupPr>
+                <m:e>
+                  <m:r>
+                    <w:rPr>
+                      <w:rFonts w:ascii="Cambria Math" w:eastAsiaTheme="minorEastAsia" w:hAnsi="Cambria Math"/>
+                    </w:rPr>
+                    <m:t>I</m:t>
+                  </m:r>
+                </m:e>
+                <m:sup>
+                  <m:r>
+                    <w:rPr>
+                      <w:rFonts w:ascii="Cambria Math" w:eastAsiaTheme="minorEastAsia" w:hAnsi="Cambria Math"/>
+                    </w:rPr>
+                    <m:t>*</m:t>
+                  </m:r>
+                </m:sup>
+              </m:sSup>
+              <m:d>
+                <m:dPr>
+                  <m:ctrlPr>
+                    <w:rPr>
+                      <w:rFonts w:ascii="Cambria Math" w:eastAsiaTheme="minorEastAsia" w:hAnsi="Cambria Math"/>
+                      <w:i/>
+                    </w:rPr>
+                  </m:ctrlPr>
+                </m:dPr>
+                <m:e>
+                  <m:r>
+                    <w:rPr>
+                      <w:rFonts w:ascii="Cambria Math" w:eastAsiaTheme="minorEastAsia" w:hAnsi="Cambria Math"/>
+                    </w:rPr>
+                    <m:t>t-κ</m:t>
+                  </m:r>
+                </m:e>
+              </m:d>
+              <m:r>
+                <w:rPr>
+                  <w:rFonts w:ascii="Cambria Math" w:hAnsi="Cambria Math"/>
+                </w:rPr>
+                <m:t>w</m:t>
+              </m:r>
+              <m:d>
+                <m:dPr>
+                  <m:ctrlPr>
+                    <w:rPr>
+                      <w:rFonts w:ascii="Cambria Math" w:eastAsiaTheme="minorEastAsia" w:hAnsi="Cambria Math"/>
+                      <w:i/>
+                    </w:rPr>
+                  </m:ctrlPr>
+                </m:dPr>
+                <m:e>
+                  <m:r>
+                    <w:rPr>
+                      <w:rFonts w:ascii="Cambria Math" w:eastAsiaTheme="minorEastAsia" w:hAnsi="Cambria Math"/>
+                    </w:rPr>
+                    <m:t>κ</m:t>
+                  </m:r>
+                </m:e>
+              </m:d>
+              <m:r>
+                <w:rPr>
+                  <w:rFonts w:ascii="Cambria Math" w:eastAsiaTheme="minorEastAsia" w:hAnsi="Cambria Math"/>
+                </w:rPr>
+                <m:t>dκ</m:t>
+              </m:r>
+            </m:den>
+          </m:f>
+          <m:r>
+            <w:rPr>
+              <w:rFonts w:ascii="Cambria Math" w:eastAsiaTheme="minorEastAsia" w:hAnsi="Cambria Math"/>
+            </w:rPr>
+            <m:t>.</m:t>
+          </m:r>
+        </m:oMath>
+      </m:oMathPara>
+    </w:p>
+    <w:p>
+      <w:pPr>
+        <w:jc w:val="both"/>
+        <w:rPr>
+          <w:rFonts w:eastAsiaTheme="minorEastAsia"/>
+        </w:rPr>
+      </w:pPr>
+      <w:r>
+        <w:rPr>
+          <w:rFonts w:eastAsiaTheme="minorEastAsia"/>
+        </w:rPr>
+        <w:t xml:space="preserve"> </w:t>
+      </w:r>
+    </w:p>
+    <w:p>
+      <w:pPr>
+        <w:jc w:val="both"/>
+        <w:rPr>
+          <w:rFonts w:eastAsiaTheme="minorEastAsia"/>
+        </w:rPr>
+      </w:pPr>
+      <w:r>
+        <w:rPr>
+          <w:rFonts w:eastAsiaTheme="minorEastAsia"/>
+        </w:rPr>
+        <w:t xml:space="preserve">Again, information about the generation time (or serial) interval distribution is required. </w:t>
+      </w:r>
+    </w:p>
+    <w:p>
+      <w:pPr>
+        <w:jc w:val="both"/>
+        <w:rPr>
+          <w:rFonts w:eastAsiaTheme="minorEastAsia"/>
+        </w:rPr>
+      </w:pPr>
     </w:p>
     <w:p>
       <w:pPr>
@@ -2729,75 +3430,455 @@
         <w:jc w:val="both"/>
       </w:pPr>
       <w:r>
-        <w:t>The serial interval is the time between symptom onset in an infector and symptom onset in the person they infect (</w:t>
+        <w:t xml:space="preserve">The serial interval </w:t>
+      </w:r>
+      <w:r>
+        <w:t xml:space="preserve">(SI) </w:t>
+      </w:r>
+      <w:r>
+        <w:t>is the time between symptom onset in a</w:t>
+      </w:r>
+      <w:r>
+        <w:t xml:space="preserve"> primary case (the</w:t>
+      </w:r>
+      <w:r>
+        <w:t xml:space="preserve"> infector</w:t>
+      </w:r>
+      <w:r>
+        <w:t>)</w:t>
+      </w:r>
+      <w:r>
+        <w:t xml:space="preserve"> and symptom onset </w:t>
+      </w:r>
+      <w:r>
+        <w:t>in a secondary case</w:t>
+      </w:r>
+      <w:r>
+        <w:t xml:space="preserve"> (</w:t>
       </w:r>
       <w:r>
         <w:t xml:space="preserve">i.e., </w:t>
       </w:r>
       <w:r>
-        <w:t>the infectee). In contrast, the generation interval is the time between the infection of the infector and the infection of the infectee. While the generation interval more directly reflects the timing of transmission, infection times are rarely observed in practice. As a result, the serial interval is often used as a proxy because symptom onset dates are more readily available</w:t>
-      </w:r>
-      <w:r>
-        <w:t xml:space="preserve"> (as is the case here as well)</w:t>
-      </w:r>
-      <w:r>
-        <w:t xml:space="preserve">. </w:t>
-      </w:r>
-      <w:r>
-        <w:t>Note that</w:t>
-      </w:r>
-      <w:r>
-        <w:t xml:space="preserve"> the</w:t>
-      </w:r>
-      <w:r>
-        <w:t>se</w:t>
-      </w:r>
-      <w:r>
-        <w:t xml:space="preserve"> two intervals are not identical, as the serial interval is influenced by the</w:t>
-      </w:r>
-      <w:r>
-        <w:t xml:space="preserve"> potentially different</w:t>
-      </w:r>
-      <w:r>
-        <w:t xml:space="preserve"> incubation periods of both the infector and the infectee.</w:t>
-      </w:r>
-      <w:r>
-        <w:t xml:space="preserve"> </w:t>
-      </w:r>
-    </w:p>
-    <w:p>
-      <w:pPr>
-        <w:jc w:val="both"/>
-      </w:pPr>
-    </w:p>
-    <w:p>
-      <w:pPr>
-        <w:jc w:val="both"/>
-        <w:rPr>
-          <w:rFonts w:eastAsiaTheme="minorEastAsia"/>
-        </w:rPr>
-      </w:pPr>
-      <w:r>
-        <w:t xml:space="preserve">First of all, the contact tracing data provides information about the distribution of the serial interval. Therefore, one could come up with a nonparametric estimator of the serial interval distribution. Furthermore, for </w:t>
-      </w:r>
-      <w:r>
-        <w:t>members of some of the</w:t>
-      </w:r>
-      <w:r>
-        <w:t xml:space="preserve"> infector-infectee pairs </w:t>
-      </w:r>
-      <w:r>
-        <w:t xml:space="preserve">information on (likely) infection times is observed as well, either in an uncensored way, or with infection times (of the infectee) being interval-censored. This enables the translation from time of symptom onset to time of infection which is particularly relevant to study the generation time distribution and how it differs from the serial interval distribution (see also </w:t>
+        <w:t>the infectee)</w:t>
+      </w:r>
+      <w:r>
+        <w:t xml:space="preserve"> (see </w:t>
       </w:r>
       <w:r>
         <w:rPr>
           <w:i/>
           <w:iCs/>
         </w:rPr>
+        <w:t>Figure 1</w:t>
+      </w:r>
+      <w:r>
+        <w:t xml:space="preserve"> below for a graphical representation)</w:t>
+      </w:r>
+      <w:r>
+        <w:t>. In contrast, the generation interval is the time between the infection of the infector and the infection of the infectee. While the generation interval more directly reflects the timing of transmission, infection times are rarely observed in practice. As a result, the serial interval is often used as a proxy because symptom onset dates are more readily available</w:t>
+      </w:r>
+      <w:r>
+        <w:t xml:space="preserve"> (as is the case here as well)</w:t>
+      </w:r>
+      <w:r>
+        <w:t xml:space="preserve">. </w:t>
+      </w:r>
+      <w:r>
+        <w:t>Note that</w:t>
+      </w:r>
+      <w:r>
+        <w:t xml:space="preserve"> the</w:t>
+      </w:r>
+      <w:r>
+        <w:t>se</w:t>
+      </w:r>
+      <w:r>
+        <w:t xml:space="preserve"> two intervals are not identical, as the serial interval is influenced by the</w:t>
+      </w:r>
+      <w:r>
+        <w:t xml:space="preserve"> potentially different</w:t>
+      </w:r>
+      <w:r>
+        <w:t xml:space="preserve"> incubation periods of both the infector and the infectee.</w:t>
+      </w:r>
+      <w:r>
+        <w:t xml:space="preserve"> </w:t>
+      </w:r>
+    </w:p>
+    <w:p>
+      <w:pPr>
+        <w:jc w:val="both"/>
+      </w:pPr>
+    </w:p>
+    <w:p>
+      <w:pPr>
+        <w:jc w:val="both"/>
+        <w:rPr>
+          <w:rFonts w:eastAsiaTheme="minorEastAsia"/>
+        </w:rPr>
+      </w:pPr>
+      <w:r>
+        <w:rPr>
+          <w:rFonts w:eastAsiaTheme="minorEastAsia"/>
+        </w:rPr>
+        <w:t>In epidemiology, the serial interval is a fundamental parameter for several reasons:</w:t>
+      </w:r>
+    </w:p>
+    <w:p>
+      <w:pPr>
+        <w:pStyle w:val="ListParagraph"/>
+        <w:numPr>
+          <w:ilvl w:val="0"/>
+          <w:numId w:val="10"/>
+        </w:numPr>
+        <w:jc w:val="both"/>
+        <w:rPr>
+          <w:rFonts w:eastAsiaTheme="minorEastAsia"/>
+        </w:rPr>
+      </w:pPr>
+      <w:r>
+        <w:rPr>
+          <w:rFonts w:eastAsiaTheme="minorEastAsia"/>
+        </w:rPr>
+        <w:t>Quantifying the speed of spread. A short SI means that successive generations of cases follow one another rapidly, making the epidemic harder to contain. A long SI leaves more time to detect and isolate cases before they transmit further.</w:t>
+      </w:r>
+    </w:p>
+    <w:p>
+      <w:pPr>
+        <w:pStyle w:val="ListParagraph"/>
+        <w:numPr>
+          <w:ilvl w:val="0"/>
+          <w:numId w:val="10"/>
+        </w:numPr>
+        <w:jc w:val="both"/>
+        <w:rPr>
+          <w:rFonts w:eastAsiaTheme="minorEastAsia"/>
+        </w:rPr>
+      </w:pPr>
+      <w:r>
+        <w:rPr>
+          <w:rFonts w:eastAsiaTheme="minorEastAsia"/>
+        </w:rPr>
+        <w:t>Estimating the reproduction number</w:t>
+      </w:r>
+      <w:r>
+        <w:rPr>
+          <w:rFonts w:eastAsiaTheme="minorEastAsia"/>
+        </w:rPr>
+        <w:t xml:space="preserve"> (see </w:t>
+      </w:r>
+      <w:r>
+        <w:rPr>
+          <w:rFonts w:eastAsiaTheme="minorEastAsia"/>
+          <w:i/>
+          <w:iCs/>
+        </w:rPr>
+        <w:t>estimation of epidemiological parameters</w:t>
+      </w:r>
+      <w:r>
+        <w:rPr>
+          <w:rFonts w:eastAsiaTheme="minorEastAsia"/>
+        </w:rPr>
+        <w:t>)</w:t>
+      </w:r>
+      <w:r>
+        <w:rPr>
+          <w:rFonts w:eastAsiaTheme="minorEastAsia"/>
+        </w:rPr>
+        <w:t xml:space="preserve">. Both the basic reproduction number </w:t>
+      </w:r>
+      <m:oMath>
+        <m:sSub>
+          <m:sSubPr>
+            <m:ctrlPr>
+              <w:rPr>
+                <w:rFonts w:ascii="Cambria Math" w:eastAsiaTheme="minorEastAsia" w:hAnsi="Cambria Math"/>
+                <w:i/>
+              </w:rPr>
+            </m:ctrlPr>
+          </m:sSubPr>
+          <m:e>
+            <m:r>
+              <w:rPr>
+                <w:rFonts w:ascii="Cambria Math" w:eastAsiaTheme="minorEastAsia" w:hAnsi="Cambria Math"/>
+              </w:rPr>
+              <m:t>R</m:t>
+            </m:r>
+          </m:e>
+          <m:sub>
+            <m:r>
+              <w:rPr>
+                <w:rFonts w:ascii="Cambria Math" w:eastAsiaTheme="minorEastAsia" w:hAnsi="Cambria Math"/>
+              </w:rPr>
+              <m:t>0</m:t>
+            </m:r>
+          </m:sub>
+        </m:sSub>
+      </m:oMath>
+      <w:r>
+        <w:rPr>
+          <w:rFonts w:eastAsiaTheme="minorEastAsia"/>
+        </w:rPr>
+        <w:t xml:space="preserve"> and the time-varying reproduction number </w:t>
+      </w:r>
+      <m:oMath>
+        <m:sSub>
+          <m:sSubPr>
+            <m:ctrlPr>
+              <w:rPr>
+                <w:rFonts w:ascii="Cambria Math" w:eastAsiaTheme="minorEastAsia" w:hAnsi="Cambria Math"/>
+                <w:i/>
+              </w:rPr>
+            </m:ctrlPr>
+          </m:sSubPr>
+          <m:e>
+            <m:r>
+              <w:rPr>
+                <w:rFonts w:ascii="Cambria Math" w:eastAsiaTheme="minorEastAsia" w:hAnsi="Cambria Math"/>
+              </w:rPr>
+              <m:t>R</m:t>
+            </m:r>
+          </m:e>
+          <m:sub>
+            <m:r>
+              <w:rPr>
+                <w:rFonts w:ascii="Cambria Math" w:eastAsiaTheme="minorEastAsia" w:hAnsi="Cambria Math"/>
+              </w:rPr>
+              <m:t>t</m:t>
+            </m:r>
+          </m:sub>
+        </m:sSub>
+      </m:oMath>
+      <w:r>
+        <w:rPr>
+          <w:rFonts w:eastAsiaTheme="minorEastAsia"/>
+        </w:rPr>
+        <w:t xml:space="preserve"> are linked to the SI through the renewal equation: without an accurate SI estimate, any estimate of </w:t>
+      </w:r>
+      <m:oMath>
+        <m:sSub>
+          <m:sSubPr>
+            <m:ctrlPr>
+              <w:rPr>
+                <w:rFonts w:ascii="Cambria Math" w:eastAsiaTheme="minorEastAsia" w:hAnsi="Cambria Math"/>
+                <w:i/>
+              </w:rPr>
+            </m:ctrlPr>
+          </m:sSubPr>
+          <m:e>
+            <m:r>
+              <w:rPr>
+                <w:rFonts w:ascii="Cambria Math" w:eastAsiaTheme="minorEastAsia" w:hAnsi="Cambria Math"/>
+              </w:rPr>
+              <m:t>R</m:t>
+            </m:r>
+          </m:e>
+          <m:sub>
+            <m:r>
+              <w:rPr>
+                <w:rFonts w:ascii="Cambria Math" w:eastAsiaTheme="minorEastAsia" w:hAnsi="Cambria Math"/>
+              </w:rPr>
+              <m:t>t</m:t>
+            </m:r>
+          </m:sub>
+        </m:sSub>
+      </m:oMath>
+      <w:r>
+        <w:rPr>
+          <w:rFonts w:eastAsiaTheme="minorEastAsia"/>
+        </w:rPr>
+        <w:t xml:space="preserve"> will be biased.</w:t>
+      </w:r>
+    </w:p>
+    <w:p>
+      <w:pPr>
+        <w:pStyle w:val="ListParagraph"/>
+        <w:numPr>
+          <w:ilvl w:val="0"/>
+          <w:numId w:val="10"/>
+        </w:numPr>
+        <w:jc w:val="both"/>
+        <w:rPr>
+          <w:rFonts w:eastAsiaTheme="minorEastAsia"/>
+        </w:rPr>
+      </w:pPr>
+      <w:r>
+        <w:rPr>
+          <w:rFonts w:eastAsiaTheme="minorEastAsia"/>
+        </w:rPr>
+        <w:t>Input in</w:t>
+      </w:r>
+      <w:r>
+        <w:rPr>
+          <w:rFonts w:eastAsiaTheme="minorEastAsia"/>
+        </w:rPr>
+        <w:t xml:space="preserve"> transmission models</w:t>
+      </w:r>
+      <w:r>
+        <w:rPr>
+          <w:rFonts w:eastAsiaTheme="minorEastAsia"/>
+        </w:rPr>
+        <w:t>.</w:t>
+      </w:r>
+      <w:r>
+        <w:rPr>
+          <w:rFonts w:eastAsiaTheme="minorEastAsia"/>
+        </w:rPr>
+        <w:t xml:space="preserve"> Compartmental models (SIR, SEIR, etc.) and renewal equation models use the SI as a direct input to simulate epidemic dynamics and evaluate the impact of interventions.</w:t>
+      </w:r>
+    </w:p>
+    <w:p>
+      <w:pPr>
+        <w:pStyle w:val="ListParagraph"/>
+        <w:numPr>
+          <w:ilvl w:val="0"/>
+          <w:numId w:val="10"/>
+        </w:numPr>
+        <w:jc w:val="both"/>
+        <w:rPr>
+          <w:rFonts w:eastAsiaTheme="minorEastAsia"/>
+        </w:rPr>
+      </w:pPr>
+      <w:r>
+        <w:rPr>
+          <w:rFonts w:eastAsiaTheme="minorEastAsia"/>
+        </w:rPr>
+        <w:t>Designing control measures. The duration of quarantine, the contact-tracing window, and the timing of vaccination campaigns are all partly calibrated on the SI.</w:t>
+      </w:r>
+    </w:p>
+    <w:p>
+      <w:pPr>
+        <w:jc w:val="both"/>
+      </w:pPr>
+    </w:p>
+    <w:p>
+      <w:pPr>
+        <w:jc w:val="both"/>
+      </w:pPr>
+      <w:r>
+        <w:t xml:space="preserve">First of all, the contact tracing data provides information about the distribution of the serial interval. Therefore, one could come up with a nonparametric estimator of the serial interval distribution. Furthermore, for </w:t>
+      </w:r>
+      <w:r>
+        <w:t>members of some of the</w:t>
+      </w:r>
+      <w:r>
+        <w:t xml:space="preserve"> infector-infectee pairs </w:t>
+      </w:r>
+      <w:r>
+        <w:t xml:space="preserve">information on (likely) infection times is observed as well, either in an uncensored way, or with infection times (of the infectee) being interval-censored. This enables the translation from time of symptom onset to time of infection which is particularly relevant to study the generation time distribution </w:t>
+      </w:r>
+      <w:r>
+        <w:lastRenderedPageBreak/>
+        <w:t xml:space="preserve">and how it differs from the serial interval distribution (see also </w:t>
+      </w:r>
+      <w:r>
+        <w:rPr>
+          <w:i/>
+          <w:iCs/>
+        </w:rPr>
         <w:t>estimation of key epidemiological parameters</w:t>
       </w:r>
       <w:r>
         <w:t xml:space="preserve">). </w:t>
+      </w:r>
+    </w:p>
+    <w:p>
+      <w:pPr>
+        <w:jc w:val="both"/>
+      </w:pPr>
+    </w:p>
+    <w:p>
+      <w:pPr>
+        <w:pStyle w:val="ListParagraph"/>
+        <w:keepNext/>
+        <w:jc w:val="center"/>
+      </w:pPr>
+      <w:r>
+        <w:rPr>
+          <w:rFonts w:eastAsiaTheme="minorEastAsia"/>
+        </w:rPr>
+        <w:t>.</w:t>
+      </w:r>
+      <w:r>
+        <w:rPr>
+          <w:rFonts w:eastAsiaTheme="minorEastAsia"/>
+          <w:noProof/>
+        </w:rPr>
+        <w:drawing>
+          <wp:inline distT="0" distB="0" distL="0" distR="0" wp14:anchorId="331A0F02" wp14:editId="09BE911A">
+            <wp:extent cx="4074059" cy="2635516"/>
+            <wp:effectExtent l="0" t="0" r="3175" b="0"/>
+            <wp:docPr id="1255850990" name="Picture 1"/>
+            <wp:cNvGraphicFramePr>
+              <a:graphicFrameLocks xmlns:a="http://schemas.openxmlformats.org/drawingml/2006/main" noChangeAspect="1"/>
+            </wp:cNvGraphicFramePr>
+            <a:graphic xmlns:a="http://schemas.openxmlformats.org/drawingml/2006/main">
+              <a:graphicData uri="http://schemas.openxmlformats.org/drawingml/2006/picture">
+                <pic:pic xmlns:pic="http://schemas.openxmlformats.org/drawingml/2006/picture">
+                  <pic:nvPicPr>
+                    <pic:cNvPr id="1255850990" name="Picture 1255850990"/>
+                    <pic:cNvPicPr/>
+                  </pic:nvPicPr>
+                  <pic:blipFill>
+                    <a:blip r:embed="rId10" cstate="print">
+                      <a:extLst>
+                        <a:ext uri="{28A0092B-C50C-407E-A947-70E740481C1C}">
+                          <a14:useLocalDpi xmlns:a14="http://schemas.microsoft.com/office/drawing/2010/main" val="0"/>
+                        </a:ext>
+                      </a:extLst>
+                    </a:blip>
+                    <a:stretch>
+                      <a:fillRect/>
+                    </a:stretch>
+                  </pic:blipFill>
+                  <pic:spPr>
+                    <a:xfrm>
+                      <a:off x="0" y="0"/>
+                      <a:ext cx="4112486" cy="2660375"/>
+                    </a:xfrm>
+                    <a:prstGeom prst="rect">
+                      <a:avLst/>
+                    </a:prstGeom>
+                  </pic:spPr>
+                </pic:pic>
+              </a:graphicData>
+            </a:graphic>
+          </wp:inline>
+        </w:drawing>
+      </w:r>
+    </w:p>
+    <w:p>
+      <w:pPr>
+        <w:pStyle w:val="Caption"/>
+        <w:jc w:val="center"/>
+        <w:rPr>
+          <w:rFonts w:eastAsiaTheme="minorEastAsia"/>
+        </w:rPr>
+      </w:pPr>
+      <w:r>
+        <w:t xml:space="preserve">Figure </w:t>
+      </w:r>
+      <w:r>
+        <w:fldChar w:fldCharType="begin"/>
+      </w:r>
+      <w:r>
+        <w:instrText xml:space="preserve"> SEQ Figure \* ARABIC </w:instrText>
+      </w:r>
+      <w:r>
+        <w:fldChar w:fldCharType="separate"/>
+      </w:r>
+      <w:r>
+        <w:rPr>
+          <w:noProof/>
+        </w:rPr>
+        <w:t>1</w:t>
+      </w:r>
+      <w:r>
+        <w:fldChar w:fldCharType="end"/>
+      </w:r>
+      <w:r>
+        <w:t>. Definition of the serial interval (the time between symptom onset in an infector and infectee).</w:t>
       </w:r>
     </w:p>
     <w:p>
@@ -2909,7 +3990,1099 @@
         <w:jc w:val="both"/>
       </w:pPr>
       <w:r>
-        <w:t>Repeated cross-sectional serological survey data can be used to estimate the underreporting in the observed data. Given the fact that serological data provides information on past infection, one can estimate the probability of past infection from the available serological data, which potentially depends on age and other demographic characteristics.</w:t>
+        <w:t>Repeated cross-sectional serological survey data can be used to estimate the underreporting in the observed data. Given the fact that serological data provides information on past infection, one can estimate the probability of past infection from the available serological data, which potentially depends on age</w:t>
+      </w:r>
+      <w:r>
+        <w:t>,</w:t>
+      </w:r>
+      <w:r>
+        <w:t xml:space="preserve"> other demographic characteristics</w:t>
+      </w:r>
+      <w:r>
+        <w:t xml:space="preserve"> and the time of cross-sectional sampling</w:t>
+      </w:r>
+      <w:r>
+        <w:t>.</w:t>
+      </w:r>
+    </w:p>
+    <w:p>
+      <w:pPr>
+        <w:jc w:val="both"/>
+      </w:pPr>
+    </w:p>
+    <w:p>
+      <w:pPr>
+        <w:jc w:val="both"/>
+        <w:rPr>
+          <w:rFonts w:eastAsiaTheme="minorEastAsia"/>
+        </w:rPr>
+      </w:pPr>
+      <w:r>
+        <w:t xml:space="preserve">A first crude approach would be based on classifying individuals into a seronegative and seropositive group based on a threshold value. In order to find the optimal threshold, a subset of individuals with </w:t>
+      </w:r>
+      <w:r>
+        <w:rPr>
+          <w:i/>
+          <w:iCs/>
+        </w:rPr>
+        <w:t>known</w:t>
+      </w:r>
+      <w:r>
+        <w:t xml:space="preserve"> past infection status (in relation to the sampling time) could be considered </w:t>
+      </w:r>
+      <w:r>
+        <w:lastRenderedPageBreak/>
+        <w:t xml:space="preserve">based on which an optimal threshold is determined in view of maximizing both sensitivity and specificity (for example, through the calculation of a Youden’ index for different values of the threshold). Based on the selected threshold </w:t>
+      </w:r>
+      <m:oMath>
+        <m:r>
+          <w:rPr>
+            <w:rFonts w:ascii="Cambria Math" w:hAnsi="Cambria Math"/>
+          </w:rPr>
+          <m:t>τ</m:t>
+        </m:r>
+      </m:oMath>
+      <w:r>
+        <w:rPr>
+          <w:rFonts w:eastAsiaTheme="minorEastAsia"/>
+        </w:rPr>
+        <w:t xml:space="preserve">, the continuous (log-transformed) antibody titers </w:t>
+      </w:r>
+      <m:oMath>
+        <m:sSub>
+          <m:sSubPr>
+            <m:ctrlPr>
+              <w:rPr>
+                <w:rFonts w:ascii="Cambria Math" w:eastAsiaTheme="minorEastAsia" w:hAnsi="Cambria Math"/>
+                <w:i/>
+              </w:rPr>
+            </m:ctrlPr>
+          </m:sSubPr>
+          <m:e>
+            <m:r>
+              <w:rPr>
+                <w:rFonts w:ascii="Cambria Math" w:eastAsiaTheme="minorEastAsia" w:hAnsi="Cambria Math"/>
+              </w:rPr>
+              <m:t>Y</m:t>
+            </m:r>
+          </m:e>
+          <m:sub>
+            <m:r>
+              <w:rPr>
+                <w:rFonts w:ascii="Cambria Math" w:eastAsiaTheme="minorEastAsia" w:hAnsi="Cambria Math"/>
+              </w:rPr>
+              <m:t>i</m:t>
+            </m:r>
+          </m:sub>
+        </m:sSub>
+      </m:oMath>
+      <w:r>
+        <w:rPr>
+          <w:rFonts w:eastAsiaTheme="minorEastAsia"/>
+        </w:rPr>
+        <w:t xml:space="preserve"> for individuals </w:t>
+      </w:r>
+      <m:oMath>
+        <m:r>
+          <w:rPr>
+            <w:rFonts w:ascii="Cambria Math" w:eastAsiaTheme="minorEastAsia" w:hAnsi="Cambria Math"/>
+          </w:rPr>
+          <m:t xml:space="preserve">i=1, …, </m:t>
+        </m:r>
+        <m:sSub>
+          <m:sSubPr>
+            <m:ctrlPr>
+              <w:rPr>
+                <w:rFonts w:ascii="Cambria Math" w:eastAsiaTheme="minorEastAsia" w:hAnsi="Cambria Math"/>
+                <w:i/>
+              </w:rPr>
+            </m:ctrlPr>
+          </m:sSubPr>
+          <m:e>
+            <m:r>
+              <w:rPr>
+                <w:rFonts w:ascii="Cambria Math" w:eastAsiaTheme="minorEastAsia" w:hAnsi="Cambria Math"/>
+              </w:rPr>
+              <m:t>N</m:t>
+            </m:r>
+          </m:e>
+          <m:sub>
+            <m:r>
+              <w:rPr>
+                <w:rFonts w:ascii="Cambria Math" w:eastAsiaTheme="minorEastAsia" w:hAnsi="Cambria Math"/>
+              </w:rPr>
+              <m:t>s</m:t>
+            </m:r>
+          </m:sub>
+        </m:sSub>
+      </m:oMath>
+      <w:r>
+        <w:rPr>
+          <w:rFonts w:eastAsiaTheme="minorEastAsia"/>
+        </w:rPr>
+        <w:t xml:space="preserve"> (with </w:t>
+      </w:r>
+      <m:oMath>
+        <m:sSub>
+          <m:sSubPr>
+            <m:ctrlPr>
+              <w:rPr>
+                <w:rFonts w:ascii="Cambria Math" w:eastAsiaTheme="minorEastAsia" w:hAnsi="Cambria Math"/>
+                <w:i/>
+              </w:rPr>
+            </m:ctrlPr>
+          </m:sSubPr>
+          <m:e>
+            <m:r>
+              <w:rPr>
+                <w:rFonts w:ascii="Cambria Math" w:eastAsiaTheme="minorEastAsia" w:hAnsi="Cambria Math"/>
+              </w:rPr>
+              <m:t>N</m:t>
+            </m:r>
+          </m:e>
+          <m:sub>
+            <m:r>
+              <w:rPr>
+                <w:rFonts w:ascii="Cambria Math" w:eastAsiaTheme="minorEastAsia" w:hAnsi="Cambria Math"/>
+              </w:rPr>
+              <m:t>s</m:t>
+            </m:r>
+          </m:sub>
+        </m:sSub>
+      </m:oMath>
+      <w:r>
+        <w:rPr>
+          <w:rFonts w:eastAsiaTheme="minorEastAsia"/>
+        </w:rPr>
+        <w:t xml:space="preserve"> the sample size of the serological data) can be used to classify individuals as seronegative (</w:t>
+      </w:r>
+      <m:oMath>
+        <m:sSub>
+          <m:sSubPr>
+            <m:ctrlPr>
+              <w:rPr>
+                <w:rFonts w:ascii="Cambria Math" w:eastAsiaTheme="minorEastAsia" w:hAnsi="Cambria Math"/>
+                <w:i/>
+              </w:rPr>
+            </m:ctrlPr>
+          </m:sSubPr>
+          <m:e>
+            <m:r>
+              <w:rPr>
+                <w:rFonts w:ascii="Cambria Math" w:eastAsiaTheme="minorEastAsia" w:hAnsi="Cambria Math"/>
+              </w:rPr>
+              <m:t>Y</m:t>
+            </m:r>
+          </m:e>
+          <m:sub>
+            <m:r>
+              <w:rPr>
+                <w:rFonts w:ascii="Cambria Math" w:eastAsiaTheme="minorEastAsia" w:hAnsi="Cambria Math"/>
+              </w:rPr>
+              <m:t>i</m:t>
+            </m:r>
+          </m:sub>
+        </m:sSub>
+        <m:r>
+          <w:rPr>
+            <w:rFonts w:ascii="Cambria Math" w:eastAsiaTheme="minorEastAsia" w:hAnsi="Cambria Math"/>
+          </w:rPr>
+          <m:t>&lt;τ</m:t>
+        </m:r>
+      </m:oMath>
+      <w:r>
+        <w:rPr>
+          <w:rFonts w:eastAsiaTheme="minorEastAsia"/>
+        </w:rPr>
+        <w:t>) or seropositive (</w:t>
+      </w:r>
+      <m:oMath>
+        <m:sSub>
+          <m:sSubPr>
+            <m:ctrlPr>
+              <w:rPr>
+                <w:rFonts w:ascii="Cambria Math" w:eastAsiaTheme="minorEastAsia" w:hAnsi="Cambria Math"/>
+                <w:i/>
+              </w:rPr>
+            </m:ctrlPr>
+          </m:sSubPr>
+          <m:e>
+            <m:r>
+              <w:rPr>
+                <w:rFonts w:ascii="Cambria Math" w:eastAsiaTheme="minorEastAsia" w:hAnsi="Cambria Math"/>
+              </w:rPr>
+              <m:t>Y</m:t>
+            </m:r>
+          </m:e>
+          <m:sub>
+            <m:r>
+              <w:rPr>
+                <w:rFonts w:ascii="Cambria Math" w:eastAsiaTheme="minorEastAsia" w:hAnsi="Cambria Math"/>
+              </w:rPr>
+              <m:t>i</m:t>
+            </m:r>
+          </m:sub>
+        </m:sSub>
+        <m:r>
+          <w:rPr>
+            <w:rFonts w:ascii="Cambria Math" w:eastAsiaTheme="minorEastAsia" w:hAnsi="Cambria Math"/>
+          </w:rPr>
+          <m:t>≥</m:t>
+        </m:r>
+        <m:r>
+          <w:rPr>
+            <w:rFonts w:ascii="Cambria Math" w:eastAsiaTheme="minorEastAsia" w:hAnsi="Cambria Math"/>
+          </w:rPr>
+          <m:t>τ</m:t>
+        </m:r>
+      </m:oMath>
+      <w:r>
+        <w:rPr>
+          <w:rFonts w:eastAsiaTheme="minorEastAsia"/>
+        </w:rPr>
+        <w:t xml:space="preserve">). Let </w:t>
+      </w:r>
+      <m:oMath>
+        <m:sSub>
+          <m:sSubPr>
+            <m:ctrlPr>
+              <w:rPr>
+                <w:rFonts w:ascii="Cambria Math" w:eastAsiaTheme="minorEastAsia" w:hAnsi="Cambria Math"/>
+                <w:i/>
+              </w:rPr>
+            </m:ctrlPr>
+          </m:sSubPr>
+          <m:e>
+            <m:r>
+              <w:rPr>
+                <w:rFonts w:ascii="Cambria Math" w:eastAsiaTheme="minorEastAsia" w:hAnsi="Cambria Math"/>
+              </w:rPr>
+              <m:t>Z</m:t>
+            </m:r>
+          </m:e>
+          <m:sub>
+            <m:r>
+              <w:rPr>
+                <w:rFonts w:ascii="Cambria Math" w:eastAsiaTheme="minorEastAsia" w:hAnsi="Cambria Math"/>
+              </w:rPr>
+              <m:t>i</m:t>
+            </m:r>
+          </m:sub>
+        </m:sSub>
+        <m:r>
+          <w:rPr>
+            <w:rFonts w:ascii="Cambria Math" w:eastAsiaTheme="minorEastAsia" w:hAnsi="Cambria Math"/>
+          </w:rPr>
+          <m:t>=I(</m:t>
+        </m:r>
+        <m:sSub>
+          <m:sSubPr>
+            <m:ctrlPr>
+              <w:rPr>
+                <w:rFonts w:ascii="Cambria Math" w:eastAsiaTheme="minorEastAsia" w:hAnsi="Cambria Math"/>
+                <w:i/>
+              </w:rPr>
+            </m:ctrlPr>
+          </m:sSubPr>
+          <m:e>
+            <m:r>
+              <w:rPr>
+                <w:rFonts w:ascii="Cambria Math" w:eastAsiaTheme="minorEastAsia" w:hAnsi="Cambria Math"/>
+              </w:rPr>
+              <m:t>Y</m:t>
+            </m:r>
+          </m:e>
+          <m:sub>
+            <m:r>
+              <w:rPr>
+                <w:rFonts w:ascii="Cambria Math" w:eastAsiaTheme="minorEastAsia" w:hAnsi="Cambria Math"/>
+              </w:rPr>
+              <m:t>i</m:t>
+            </m:r>
+          </m:sub>
+        </m:sSub>
+        <m:r>
+          <w:rPr>
+            <w:rFonts w:ascii="Cambria Math" w:eastAsiaTheme="minorEastAsia" w:hAnsi="Cambria Math"/>
+          </w:rPr>
+          <m:t>≥τ)</m:t>
+        </m:r>
+      </m:oMath>
+      <w:r>
+        <w:rPr>
+          <w:rFonts w:eastAsiaTheme="minorEastAsia"/>
+        </w:rPr>
+        <w:t xml:space="preserve"> represent the serostatus of individual </w:t>
+      </w:r>
+      <m:oMath>
+        <m:r>
+          <w:rPr>
+            <w:rFonts w:ascii="Cambria Math" w:eastAsiaTheme="minorEastAsia" w:hAnsi="Cambria Math"/>
+          </w:rPr>
+          <m:t>i</m:t>
+        </m:r>
+      </m:oMath>
+      <w:r>
+        <w:rPr>
+          <w:rFonts w:eastAsiaTheme="minorEastAsia"/>
+        </w:rPr>
+        <w:t xml:space="preserve"> based on the threshold </w:t>
+      </w:r>
+      <m:oMath>
+        <m:r>
+          <w:rPr>
+            <w:rFonts w:ascii="Cambria Math" w:hAnsi="Cambria Math"/>
+          </w:rPr>
+          <m:t>τ</m:t>
+        </m:r>
+      </m:oMath>
+      <w:r>
+        <w:rPr>
+          <w:rFonts w:eastAsiaTheme="minorEastAsia"/>
+        </w:rPr>
+        <w:t>,</w:t>
+      </w:r>
+      <w:r>
+        <w:rPr>
+          <w:rFonts w:eastAsiaTheme="minorEastAsia"/>
+        </w:rPr>
+        <w:t xml:space="preserve"> and ignoring dependence on covariates (such as age) for simplicity,</w:t>
+      </w:r>
+      <w:r>
+        <w:rPr>
+          <w:rFonts w:eastAsiaTheme="minorEastAsia"/>
+        </w:rPr>
+        <w:t xml:space="preserve"> then the </w:t>
+      </w:r>
+      <w:r>
+        <w:rPr>
+          <w:rFonts w:eastAsiaTheme="minorEastAsia"/>
+        </w:rPr>
+        <w:t xml:space="preserve">time-dependent </w:t>
+      </w:r>
+      <w:r>
+        <w:rPr>
+          <w:rFonts w:eastAsiaTheme="minorEastAsia"/>
+        </w:rPr>
+        <w:t xml:space="preserve">seroprevalence is defined as </w:t>
+      </w:r>
+    </w:p>
+    <w:p>
+      <w:pPr>
+        <w:jc w:val="both"/>
+        <w:rPr>
+          <w:rFonts w:eastAsiaTheme="minorEastAsia"/>
+        </w:rPr>
+      </w:pPr>
+    </w:p>
+    <w:p>
+      <w:pPr>
+        <w:jc w:val="center"/>
+        <w:rPr>
+          <w:rFonts w:eastAsiaTheme="minorEastAsia"/>
+        </w:rPr>
+      </w:pPr>
+      <m:oMath>
+        <m:sSub>
+          <m:sSubPr>
+            <m:ctrlPr>
+              <w:rPr>
+                <w:rFonts w:ascii="Cambria Math" w:eastAsiaTheme="minorEastAsia" w:hAnsi="Cambria Math"/>
+                <w:i/>
+              </w:rPr>
+            </m:ctrlPr>
+          </m:sSubPr>
+          <m:e>
+            <m:r>
+              <w:rPr>
+                <w:rFonts w:ascii="Cambria Math" w:eastAsiaTheme="minorEastAsia" w:hAnsi="Cambria Math"/>
+              </w:rPr>
+              <m:t>π</m:t>
+            </m:r>
+          </m:e>
+          <m:sub>
+            <m:r>
+              <w:rPr>
+                <w:rFonts w:ascii="Cambria Math" w:eastAsiaTheme="minorEastAsia" w:hAnsi="Cambria Math"/>
+              </w:rPr>
+              <m:t>s</m:t>
+            </m:r>
+          </m:sub>
+        </m:sSub>
+        <m:d>
+          <m:dPr>
+            <m:ctrlPr>
+              <w:rPr>
+                <w:rFonts w:ascii="Cambria Math" w:eastAsiaTheme="minorEastAsia" w:hAnsi="Cambria Math"/>
+                <w:i/>
+              </w:rPr>
+            </m:ctrlPr>
+          </m:dPr>
+          <m:e>
+            <m:r>
+              <w:rPr>
+                <w:rFonts w:ascii="Cambria Math" w:eastAsiaTheme="minorEastAsia" w:hAnsi="Cambria Math"/>
+              </w:rPr>
+              <m:t>t</m:t>
+            </m:r>
+          </m:e>
+        </m:d>
+        <m:r>
+          <w:rPr>
+            <w:rFonts w:ascii="Cambria Math" w:eastAsiaTheme="minorEastAsia" w:hAnsi="Cambria Math"/>
+          </w:rPr>
+          <m:t>=P</m:t>
+        </m:r>
+        <m:d>
+          <m:dPr>
+            <m:ctrlPr>
+              <w:rPr>
+                <w:rFonts w:ascii="Cambria Math" w:eastAsiaTheme="minorEastAsia" w:hAnsi="Cambria Math"/>
+                <w:i/>
+              </w:rPr>
+            </m:ctrlPr>
+          </m:dPr>
+          <m:e>
+            <m:r>
+              <w:rPr>
+                <w:rFonts w:ascii="Cambria Math" w:eastAsiaTheme="minorEastAsia" w:hAnsi="Cambria Math"/>
+              </w:rPr>
+              <m:t xml:space="preserve">Z=1 | </m:t>
+            </m:r>
+            <m:sSub>
+              <m:sSubPr>
+                <m:ctrlPr>
+                  <w:rPr>
+                    <w:rFonts w:ascii="Cambria Math" w:eastAsiaTheme="minorEastAsia" w:hAnsi="Cambria Math"/>
+                    <w:i/>
+                  </w:rPr>
+                </m:ctrlPr>
+              </m:sSubPr>
+              <m:e>
+                <m:r>
+                  <w:rPr>
+                    <w:rFonts w:ascii="Cambria Math" w:eastAsiaTheme="minorEastAsia" w:hAnsi="Cambria Math"/>
+                  </w:rPr>
+                  <m:t>T</m:t>
+                </m:r>
+              </m:e>
+              <m:sub>
+                <m:r>
+                  <w:rPr>
+                    <w:rFonts w:ascii="Cambria Math" w:eastAsiaTheme="minorEastAsia" w:hAnsi="Cambria Math"/>
+                  </w:rPr>
+                  <m:t>s</m:t>
+                </m:r>
+              </m:sub>
+            </m:sSub>
+            <m:r>
+              <w:rPr>
+                <w:rFonts w:ascii="Cambria Math" w:eastAsiaTheme="minorEastAsia" w:hAnsi="Cambria Math"/>
+              </w:rPr>
+              <m:t>=t</m:t>
+            </m:r>
+          </m:e>
+        </m:d>
+        <m:r>
+          <w:rPr>
+            <w:rFonts w:ascii="Cambria Math" w:eastAsiaTheme="minorEastAsia" w:hAnsi="Cambria Math"/>
+          </w:rPr>
+          <m:t>=P</m:t>
+        </m:r>
+        <m:d>
+          <m:dPr>
+            <m:endChr m:val="|"/>
+            <m:ctrlPr>
+              <w:rPr>
+                <w:rFonts w:ascii="Cambria Math" w:eastAsiaTheme="minorEastAsia" w:hAnsi="Cambria Math"/>
+                <w:i/>
+              </w:rPr>
+            </m:ctrlPr>
+          </m:dPr>
+          <m:e>
+            <m:sSub>
+              <m:sSubPr>
+                <m:ctrlPr>
+                  <w:rPr>
+                    <w:rFonts w:ascii="Cambria Math" w:eastAsiaTheme="minorEastAsia" w:hAnsi="Cambria Math"/>
+                    <w:i/>
+                  </w:rPr>
+                </m:ctrlPr>
+              </m:sSubPr>
+              <m:e>
+                <m:r>
+                  <w:rPr>
+                    <w:rFonts w:ascii="Cambria Math" w:eastAsiaTheme="minorEastAsia" w:hAnsi="Cambria Math"/>
+                  </w:rPr>
+                  <m:t>Z</m:t>
+                </m:r>
+              </m:e>
+              <m:sub>
+                <m:r>
+                  <w:rPr>
+                    <w:rFonts w:ascii="Cambria Math" w:eastAsiaTheme="minorEastAsia" w:hAnsi="Cambria Math"/>
+                  </w:rPr>
+                  <m:t>i</m:t>
+                </m:r>
+              </m:sub>
+            </m:sSub>
+            <m:r>
+              <w:rPr>
+                <w:rFonts w:ascii="Cambria Math" w:eastAsiaTheme="minorEastAsia" w:hAnsi="Cambria Math"/>
+              </w:rPr>
+              <m:t xml:space="preserve">=1 </m:t>
+            </m:r>
+          </m:e>
+        </m:d>
+        <m:r>
+          <w:rPr>
+            <w:rFonts w:ascii="Cambria Math" w:eastAsiaTheme="minorEastAsia" w:hAnsi="Cambria Math"/>
+          </w:rPr>
+          <m:t xml:space="preserve"> </m:t>
+        </m:r>
+        <m:sSub>
+          <m:sSubPr>
+            <m:ctrlPr>
+              <w:rPr>
+                <w:rFonts w:ascii="Cambria Math" w:eastAsiaTheme="minorEastAsia" w:hAnsi="Cambria Math"/>
+                <w:i/>
+              </w:rPr>
+            </m:ctrlPr>
+          </m:sSubPr>
+          <m:e>
+            <m:r>
+              <w:rPr>
+                <w:rFonts w:ascii="Cambria Math" w:eastAsiaTheme="minorEastAsia" w:hAnsi="Cambria Math"/>
+              </w:rPr>
+              <m:t>T</m:t>
+            </m:r>
+          </m:e>
+          <m:sub>
+            <m:r>
+              <w:rPr>
+                <w:rFonts w:ascii="Cambria Math" w:eastAsiaTheme="minorEastAsia" w:hAnsi="Cambria Math"/>
+              </w:rPr>
+              <m:t>s</m:t>
+            </m:r>
+            <m:r>
+              <w:rPr>
+                <w:rFonts w:ascii="Cambria Math" w:eastAsiaTheme="minorEastAsia" w:hAnsi="Cambria Math"/>
+              </w:rPr>
+              <m:t>,i</m:t>
+            </m:r>
+          </m:sub>
+        </m:sSub>
+        <m:r>
+          <w:rPr>
+            <w:rFonts w:ascii="Cambria Math" w:eastAsiaTheme="minorEastAsia" w:hAnsi="Cambria Math"/>
+          </w:rPr>
+          <m:t>=t</m:t>
+        </m:r>
+        <m:r>
+          <w:rPr>
+            <w:rFonts w:ascii="Cambria Math" w:eastAsiaTheme="minorEastAsia" w:hAnsi="Cambria Math"/>
+          </w:rPr>
+          <m:t>)</m:t>
+        </m:r>
+      </m:oMath>
+      <w:r>
+        <w:rPr>
+          <w:rFonts w:eastAsiaTheme="minorEastAsia"/>
+        </w:rPr>
+        <w:t>,</w:t>
+      </w:r>
+    </w:p>
+    <w:p>
+      <w:pPr>
+        <w:jc w:val="both"/>
+        <w:rPr>
+          <w:rFonts w:eastAsiaTheme="minorEastAsia"/>
+        </w:rPr>
+      </w:pPr>
+    </w:p>
+    <w:p>
+      <w:pPr>
+        <w:jc w:val="both"/>
+        <w:rPr>
+          <w:rFonts w:eastAsiaTheme="minorEastAsia"/>
+        </w:rPr>
+      </w:pPr>
+      <w:r>
+        <w:rPr>
+          <w:rFonts w:eastAsiaTheme="minorEastAsia"/>
+        </w:rPr>
+        <w:t xml:space="preserve">with </w:t>
+      </w:r>
+      <m:oMath>
+        <m:sSub>
+          <m:sSubPr>
+            <m:ctrlPr>
+              <w:rPr>
+                <w:rFonts w:ascii="Cambria Math" w:eastAsiaTheme="minorEastAsia" w:hAnsi="Cambria Math"/>
+                <w:i/>
+              </w:rPr>
+            </m:ctrlPr>
+          </m:sSubPr>
+          <m:e>
+            <m:r>
+              <w:rPr>
+                <w:rFonts w:ascii="Cambria Math" w:eastAsiaTheme="minorEastAsia" w:hAnsi="Cambria Math"/>
+              </w:rPr>
+              <m:t>Z</m:t>
+            </m:r>
+          </m:e>
+          <m:sub>
+            <m:r>
+              <w:rPr>
+                <w:rFonts w:ascii="Cambria Math" w:eastAsiaTheme="minorEastAsia" w:hAnsi="Cambria Math"/>
+              </w:rPr>
+              <m:t>i</m:t>
+            </m:r>
+          </m:sub>
+        </m:sSub>
+        <m:r>
+          <w:rPr>
+            <w:rFonts w:ascii="Cambria Math" w:eastAsiaTheme="minorEastAsia" w:hAnsi="Cambria Math"/>
+          </w:rPr>
+          <m:t>,</m:t>
+        </m:r>
+      </m:oMath>
+      <w:r>
+        <w:rPr>
+          <w:rFonts w:eastAsiaTheme="minorEastAsia"/>
+        </w:rPr>
+        <w:t xml:space="preserve"> </w:t>
+      </w:r>
+      <m:oMath>
+        <m:r>
+          <w:rPr>
+            <w:rFonts w:ascii="Cambria Math" w:eastAsiaTheme="minorEastAsia" w:hAnsi="Cambria Math"/>
+          </w:rPr>
+          <m:t xml:space="preserve">i=1, …, </m:t>
+        </m:r>
+        <m:sSub>
+          <m:sSubPr>
+            <m:ctrlPr>
+              <w:rPr>
+                <w:rFonts w:ascii="Cambria Math" w:eastAsiaTheme="minorEastAsia" w:hAnsi="Cambria Math"/>
+                <w:i/>
+              </w:rPr>
+            </m:ctrlPr>
+          </m:sSubPr>
+          <m:e>
+            <m:r>
+              <w:rPr>
+                <w:rFonts w:ascii="Cambria Math" w:eastAsiaTheme="minorEastAsia" w:hAnsi="Cambria Math"/>
+              </w:rPr>
+              <m:t>N</m:t>
+            </m:r>
+          </m:e>
+          <m:sub>
+            <m:r>
+              <w:rPr>
+                <w:rFonts w:ascii="Cambria Math" w:eastAsiaTheme="minorEastAsia" w:hAnsi="Cambria Math"/>
+              </w:rPr>
+              <m:t>s</m:t>
+            </m:r>
+          </m:sub>
+        </m:sSub>
+      </m:oMath>
+      <w:r>
+        <w:rPr>
+          <w:rFonts w:eastAsiaTheme="minorEastAsia"/>
+        </w:rPr>
+        <w:t xml:space="preserve">, a sample of the population with population random variable </w:t>
+      </w:r>
+      <m:oMath>
+        <m:r>
+          <w:rPr>
+            <w:rFonts w:ascii="Cambria Math" w:eastAsiaTheme="minorEastAsia" w:hAnsi="Cambria Math"/>
+          </w:rPr>
+          <m:t>Z</m:t>
+        </m:r>
+      </m:oMath>
+      <w:r>
+        <w:rPr>
+          <w:rFonts w:eastAsiaTheme="minorEastAsia"/>
+        </w:rPr>
+        <w:t xml:space="preserve"> denoting the </w:t>
+      </w:r>
+      <w:r>
+        <w:rPr>
+          <w:rFonts w:eastAsiaTheme="minorEastAsia"/>
+        </w:rPr>
+        <w:t>serostatus for a random individual in that population</w:t>
+      </w:r>
+      <w:r>
+        <w:rPr>
+          <w:rFonts w:eastAsiaTheme="minorEastAsia"/>
+        </w:rPr>
+        <w:t xml:space="preserve">, and </w:t>
+      </w:r>
+      <m:oMath>
+        <m:sSub>
+          <m:sSubPr>
+            <m:ctrlPr>
+              <w:rPr>
+                <w:rFonts w:ascii="Cambria Math" w:eastAsiaTheme="minorEastAsia" w:hAnsi="Cambria Math"/>
+                <w:i/>
+              </w:rPr>
+            </m:ctrlPr>
+          </m:sSubPr>
+          <m:e>
+            <m:r>
+              <w:rPr>
+                <w:rFonts w:ascii="Cambria Math" w:eastAsiaTheme="minorEastAsia" w:hAnsi="Cambria Math"/>
+              </w:rPr>
+              <m:t>T</m:t>
+            </m:r>
+          </m:e>
+          <m:sub>
+            <m:r>
+              <w:rPr>
+                <w:rFonts w:ascii="Cambria Math" w:eastAsiaTheme="minorEastAsia" w:hAnsi="Cambria Math"/>
+              </w:rPr>
+              <m:t>s</m:t>
+            </m:r>
+          </m:sub>
+        </m:sSub>
+      </m:oMath>
+      <w:r>
+        <w:rPr>
+          <w:rFonts w:eastAsiaTheme="minorEastAsia"/>
+        </w:rPr>
+        <w:t xml:space="preserve"> the time of cross-sectional sampling</w:t>
+      </w:r>
+      <w:r>
+        <w:rPr>
+          <w:rFonts w:eastAsiaTheme="minorEastAsia"/>
+        </w:rPr>
+        <w:t>.</w:t>
+      </w:r>
+      <w:r>
+        <w:rPr>
+          <w:rFonts w:eastAsiaTheme="minorEastAsia"/>
+        </w:rPr>
+        <w:t xml:space="preserve"> An ad-hoc adjustment for misclassification of individuals can be found in the work by Rogan and Gladen (1978). The Rogan and Gladen estimator is used to estimate the true prevalence in relation to the estimated seroprevalence, relying on sensitivity and specificity estimates (denoted hereunder as </w:t>
+      </w:r>
+      <m:oMath>
+        <m:r>
+          <w:rPr>
+            <w:rFonts w:ascii="Cambria Math" w:eastAsiaTheme="minorEastAsia" w:hAnsi="Cambria Math"/>
+          </w:rPr>
+          <m:t>ϕ</m:t>
+        </m:r>
+      </m:oMath>
+      <w:r>
+        <w:rPr>
+          <w:rFonts w:eastAsiaTheme="minorEastAsia"/>
+        </w:rPr>
+        <w:t xml:space="preserve"> and </w:t>
+      </w:r>
+      <m:oMath>
+        <m:r>
+          <w:rPr>
+            <w:rFonts w:ascii="Cambria Math" w:eastAsiaTheme="minorEastAsia" w:hAnsi="Cambria Math"/>
+          </w:rPr>
+          <m:t>ψ</m:t>
+        </m:r>
+      </m:oMath>
+      <w:r>
+        <w:rPr>
+          <w:rFonts w:eastAsiaTheme="minorEastAsia"/>
+        </w:rPr>
+        <w:t>, respectively) of the test used, i.e.,</w:t>
+      </w:r>
+    </w:p>
+    <w:p>
+      <w:pPr>
+        <w:jc w:val="both"/>
+        <w:rPr>
+          <w:rFonts w:eastAsiaTheme="minorEastAsia"/>
+        </w:rPr>
+      </w:pPr>
+    </w:p>
+    <w:p>
+      <w:pPr>
+        <w:jc w:val="both"/>
+        <w:rPr>
+          <w:rFonts w:eastAsiaTheme="minorEastAsia"/>
+        </w:rPr>
+      </w:pPr>
+      <m:oMathPara>
+        <m:oMath>
+          <m:r>
+            <w:rPr>
+              <w:rFonts w:ascii="Cambria Math" w:eastAsiaTheme="minorEastAsia" w:hAnsi="Cambria Math"/>
+            </w:rPr>
+            <m:t>π</m:t>
+          </m:r>
+          <m:d>
+            <m:dPr>
+              <m:ctrlPr>
+                <w:rPr>
+                  <w:rFonts w:ascii="Cambria Math" w:eastAsiaTheme="minorEastAsia" w:hAnsi="Cambria Math"/>
+                  <w:i/>
+                </w:rPr>
+              </m:ctrlPr>
+            </m:dPr>
+            <m:e>
+              <m:r>
+                <w:rPr>
+                  <w:rFonts w:ascii="Cambria Math" w:eastAsiaTheme="minorEastAsia" w:hAnsi="Cambria Math"/>
+                </w:rPr>
+                <m:t>t</m:t>
+              </m:r>
+            </m:e>
+          </m:d>
+          <m:r>
+            <w:rPr>
+              <w:rFonts w:ascii="Cambria Math" w:eastAsiaTheme="minorEastAsia" w:hAnsi="Cambria Math"/>
+            </w:rPr>
+            <m:t xml:space="preserve">= </m:t>
+          </m:r>
+          <m:f>
+            <m:fPr>
+              <m:ctrlPr>
+                <w:rPr>
+                  <w:rFonts w:ascii="Cambria Math" w:eastAsiaTheme="minorEastAsia" w:hAnsi="Cambria Math"/>
+                  <w:i/>
+                </w:rPr>
+              </m:ctrlPr>
+            </m:fPr>
+            <m:num>
+              <m:sSub>
+                <m:sSubPr>
+                  <m:ctrlPr>
+                    <w:rPr>
+                      <w:rFonts w:ascii="Cambria Math" w:eastAsiaTheme="minorEastAsia" w:hAnsi="Cambria Math"/>
+                      <w:i/>
+                    </w:rPr>
+                  </m:ctrlPr>
+                </m:sSubPr>
+                <m:e>
+                  <m:r>
+                    <w:rPr>
+                      <w:rFonts w:ascii="Cambria Math" w:eastAsiaTheme="minorEastAsia" w:hAnsi="Cambria Math"/>
+                    </w:rPr>
+                    <m:t>π</m:t>
+                  </m:r>
+                </m:e>
+                <m:sub>
+                  <m:r>
+                    <w:rPr>
+                      <w:rFonts w:ascii="Cambria Math" w:eastAsiaTheme="minorEastAsia" w:hAnsi="Cambria Math"/>
+                    </w:rPr>
+                    <m:t>s</m:t>
+                  </m:r>
+                </m:sub>
+              </m:sSub>
+              <m:d>
+                <m:dPr>
+                  <m:ctrlPr>
+                    <w:rPr>
+                      <w:rFonts w:ascii="Cambria Math" w:eastAsiaTheme="minorEastAsia" w:hAnsi="Cambria Math"/>
+                      <w:i/>
+                    </w:rPr>
+                  </m:ctrlPr>
+                </m:dPr>
+                <m:e>
+                  <m:r>
+                    <w:rPr>
+                      <w:rFonts w:ascii="Cambria Math" w:eastAsiaTheme="minorEastAsia" w:hAnsi="Cambria Math"/>
+                    </w:rPr>
+                    <m:t>t</m:t>
+                  </m:r>
+                </m:e>
+              </m:d>
+              <m:r>
+                <w:rPr>
+                  <w:rFonts w:ascii="Cambria Math" w:eastAsiaTheme="minorEastAsia" w:hAnsi="Cambria Math"/>
+                </w:rPr>
+                <m:t>+ψ-1</m:t>
+              </m:r>
+            </m:num>
+            <m:den>
+              <m:r>
+                <w:rPr>
+                  <w:rFonts w:ascii="Cambria Math" w:eastAsiaTheme="minorEastAsia" w:hAnsi="Cambria Math"/>
+                </w:rPr>
+                <m:t>ϕ+ψ-1</m:t>
+              </m:r>
+            </m:den>
+          </m:f>
+          <m:r>
+            <w:rPr>
+              <w:rFonts w:ascii="Cambria Math" w:eastAsiaTheme="minorEastAsia" w:hAnsi="Cambria Math"/>
+            </w:rPr>
+            <m:t>.</m:t>
+          </m:r>
+        </m:oMath>
+      </m:oMathPara>
+    </w:p>
+    <w:p>
+      <w:pPr>
+        <w:jc w:val="both"/>
+        <w:rPr>
+          <w:rFonts w:eastAsiaTheme="minorEastAsia"/>
+        </w:rPr>
+      </w:pPr>
+    </w:p>
+    <w:p>
+      <w:pPr>
+        <w:jc w:val="both"/>
+        <w:rPr>
+          <w:rFonts w:eastAsiaTheme="minorEastAsia"/>
+        </w:rPr>
+      </w:pPr>
+      <w:r>
+        <w:rPr>
+          <w:rFonts w:eastAsiaTheme="minorEastAsia"/>
+        </w:rPr>
+        <w:t>This approach does not accommodate uncertainty with respect to the estimation of sensitivity and specificity values. However, an alternative method that does not require the specification of a threshold value (based on a random hold-out set as specified before) is m</w:t>
+      </w:r>
+      <w:r>
+        <w:rPr>
+          <w:rFonts w:eastAsiaTheme="minorEastAsia"/>
+        </w:rPr>
+        <w:t>ixture modelling</w:t>
+      </w:r>
+      <w:r>
+        <w:rPr>
+          <w:rFonts w:eastAsiaTheme="minorEastAsia"/>
+        </w:rPr>
+        <w:t xml:space="preserve"> in which a mixture distribution can be specified. More specifically, a seronegative and seropositive mixture distribution is weighted with weights being equal to </w:t>
+      </w:r>
+      <m:oMath>
+        <m:r>
+          <w:rPr>
+            <w:rFonts w:ascii="Cambria Math" w:eastAsiaTheme="minorEastAsia" w:hAnsi="Cambria Math"/>
+          </w:rPr>
+          <m:t>1-</m:t>
+        </m:r>
+        <m:r>
+          <w:rPr>
+            <w:rFonts w:ascii="Cambria Math" w:eastAsiaTheme="minorEastAsia" w:hAnsi="Cambria Math"/>
+          </w:rPr>
+          <m:t>π</m:t>
+        </m:r>
+        <m:d>
+          <m:dPr>
+            <m:ctrlPr>
+              <w:rPr>
+                <w:rFonts w:ascii="Cambria Math" w:eastAsiaTheme="minorEastAsia" w:hAnsi="Cambria Math"/>
+                <w:i/>
+              </w:rPr>
+            </m:ctrlPr>
+          </m:dPr>
+          <m:e>
+            <m:r>
+              <w:rPr>
+                <w:rFonts w:ascii="Cambria Math" w:eastAsiaTheme="minorEastAsia" w:hAnsi="Cambria Math"/>
+              </w:rPr>
+              <m:t>t</m:t>
+            </m:r>
+          </m:e>
+        </m:d>
+      </m:oMath>
+      <w:r>
+        <w:rPr>
+          <w:rFonts w:eastAsiaTheme="minorEastAsia"/>
+        </w:rPr>
+        <w:t xml:space="preserve"> and </w:t>
+      </w:r>
+      <m:oMath>
+        <m:r>
+          <w:rPr>
+            <w:rFonts w:ascii="Cambria Math" w:eastAsiaTheme="minorEastAsia" w:hAnsi="Cambria Math"/>
+          </w:rPr>
+          <m:t>π</m:t>
+        </m:r>
+        <m:d>
+          <m:dPr>
+            <m:ctrlPr>
+              <w:rPr>
+                <w:rFonts w:ascii="Cambria Math" w:eastAsiaTheme="minorEastAsia" w:hAnsi="Cambria Math"/>
+                <w:i/>
+              </w:rPr>
+            </m:ctrlPr>
+          </m:dPr>
+          <m:e>
+            <m:r>
+              <w:rPr>
+                <w:rFonts w:ascii="Cambria Math" w:eastAsiaTheme="minorEastAsia" w:hAnsi="Cambria Math"/>
+              </w:rPr>
+              <m:t>t</m:t>
+            </m:r>
+          </m:e>
+        </m:d>
+      </m:oMath>
+      <w:r>
+        <w:rPr>
+          <w:rFonts w:eastAsiaTheme="minorEastAsia"/>
+        </w:rPr>
+        <w:t xml:space="preserve">, respectively. </w:t>
+      </w:r>
+      <w:r>
+        <w:rPr>
+          <w:rFonts w:eastAsiaTheme="minorEastAsia"/>
+        </w:rPr>
+        <w:t xml:space="preserve">Note that direct modelling of the continuous antibody titer data is complicated by the presence of left censoring of (log-transformed) antibody concentrations with the limit of detection equal to </w:t>
+      </w:r>
+      <m:oMath>
+        <m:func>
+          <m:funcPr>
+            <m:ctrlPr>
+              <w:rPr>
+                <w:rFonts w:ascii="Cambria Math" w:eastAsiaTheme="minorEastAsia" w:hAnsi="Cambria Math"/>
+                <w:i/>
+              </w:rPr>
+            </m:ctrlPr>
+          </m:funcPr>
+          <m:fName>
+            <m:r>
+              <m:rPr>
+                <m:sty m:val="p"/>
+              </m:rPr>
+              <w:rPr>
+                <w:rFonts w:ascii="Cambria Math" w:eastAsiaTheme="minorEastAsia" w:hAnsi="Cambria Math"/>
+              </w:rPr>
+              <m:t>ln</m:t>
+            </m:r>
+          </m:fName>
+          <m:e>
+            <m:d>
+              <m:dPr>
+                <m:ctrlPr>
+                  <w:rPr>
+                    <w:rFonts w:ascii="Cambria Math" w:eastAsiaTheme="minorEastAsia" w:hAnsi="Cambria Math"/>
+                    <w:i/>
+                  </w:rPr>
+                </m:ctrlPr>
+              </m:dPr>
+              <m:e>
+                <m:r>
+                  <w:rPr>
+                    <w:rFonts w:ascii="Cambria Math" w:eastAsiaTheme="minorEastAsia" w:hAnsi="Cambria Math"/>
+                  </w:rPr>
+                  <m:t>5</m:t>
+                </m:r>
+              </m:e>
+            </m:d>
+          </m:e>
+        </m:func>
+        <m:r>
+          <w:rPr>
+            <w:rFonts w:ascii="Cambria Math" w:eastAsiaTheme="minorEastAsia" w:hAnsi="Cambria Math"/>
+          </w:rPr>
+          <m:t>≈1.609</m:t>
+        </m:r>
+      </m:oMath>
+      <w:r>
+        <w:rPr>
+          <w:rFonts w:eastAsiaTheme="minorEastAsia"/>
+        </w:rPr>
+        <w:t xml:space="preserve">. </w:t>
       </w:r>
     </w:p>
     <w:p>
@@ -2958,10 +5131,62 @@
         </w:rPr>
       </w:pPr>
       <w:r>
-        <w:rPr>
-          <w:rFonts w:eastAsiaTheme="minorEastAsia"/>
-        </w:rPr>
-        <w:t xml:space="preserve">Vaccine effectiveness is defined as </w:t>
+        <w:t>Understanding vaccine-induced protection</w:t>
+      </w:r>
+      <w:r>
+        <w:t>, or vaccine effectiveness (VE),</w:t>
+      </w:r>
+      <w:r>
+        <w:t xml:space="preserve"> is essential for defining effective vaccination programs.</w:t>
+      </w:r>
+      <w:r>
+        <w:rPr>
+          <w:b/>
+          <w:bCs/>
+        </w:rPr>
+        <w:t xml:space="preserve"> </w:t>
+      </w:r>
+      <w:r>
+        <w:rPr>
+          <w:rFonts w:eastAsiaTheme="minorEastAsia"/>
+        </w:rPr>
+        <w:t xml:space="preserve">VE is an observable, population-level proxy </w:t>
+      </w:r>
+      <w:r>
+        <w:rPr>
+          <w:rFonts w:eastAsiaTheme="minorEastAsia"/>
+        </w:rPr>
+        <w:t>of individual</w:t>
+      </w:r>
+      <w:r>
+        <w:rPr>
+          <w:rFonts w:eastAsiaTheme="minorEastAsia"/>
+        </w:rPr>
+        <w:t xml:space="preserve"> immunity</w:t>
+      </w:r>
+      <w:r>
+        <w:rPr>
+          <w:rFonts w:eastAsiaTheme="minorEastAsia"/>
+        </w:rPr>
+        <w:t xml:space="preserve"> from vaccination</w:t>
+      </w:r>
+      <w:r>
+        <w:rPr>
+          <w:rFonts w:eastAsiaTheme="minorEastAsia"/>
+        </w:rPr>
+        <w:t xml:space="preserve"> and describes the reduction in infection risk among vaccinated compared to unvaccinated individuals.</w:t>
+      </w:r>
+      <w:r>
+        <w:rPr>
+          <w:rFonts w:eastAsiaTheme="minorEastAsia"/>
+        </w:rPr>
+        <w:t xml:space="preserve"> VE</w:t>
+      </w:r>
+      <w:r>
+        <w:rPr>
+          <w:rFonts w:eastAsiaTheme="minorEastAsia"/>
+        </w:rPr>
+        <w:t xml:space="preserve"> is defined as </w:t>
       </w:r>
     </w:p>
     <w:p>
@@ -3009,16 +5234,105 @@
         <w:rPr>
           <w:rFonts w:eastAsiaTheme="minorEastAsia"/>
         </w:rPr>
-        <w:t>where RR is the relative risk of infection among vaccinated versus non-vaccinated individuals. Hence, in order to estimate vaccine effectiveness, one needs to compare attack rates among vaccinated and unvaccinated individuals. Is protection as a result of vaccination waning over time?</w:t>
-      </w:r>
-    </w:p>
-    <w:p>
-      <w:pPr>
-        <w:jc w:val="both"/>
-        <w:rPr>
-          <w:rFonts w:eastAsiaTheme="minorEastAsia"/>
-        </w:rPr>
-      </w:pPr>
+        <w:t xml:space="preserve">where RR is the relative risk of infection among vaccinated versus non-vaccinated individuals. </w:t>
+      </w:r>
+      <w:r>
+        <w:t>D</w:t>
+      </w:r>
+      <w:r>
+        <w:t xml:space="preserve">etermining </w:t>
+      </w:r>
+      <w:r>
+        <w:t>VE</w:t>
+      </w:r>
+      <w:r>
+        <w:t xml:space="preserve"> is </w:t>
+      </w:r>
+      <w:r>
+        <w:t>hindered</w:t>
+      </w:r>
+      <w:r>
+        <w:t xml:space="preserve"> </w:t>
+      </w:r>
+      <w:r>
+        <w:t>two</w:t>
+      </w:r>
+      <w:r>
+        <w:t xml:space="preserve"> interconnected challenges:</w:t>
+      </w:r>
+      <w:r>
+        <w:t xml:space="preserve"> (i) </w:t>
+      </w:r>
+      <w:r>
+        <w:t xml:space="preserve">observational data makes it difficult to distinguish </w:t>
+      </w:r>
+      <w:r>
+        <w:t xml:space="preserve">true </w:t>
+      </w:r>
+      <w:r>
+        <w:t>VE</w:t>
+      </w:r>
+      <w:r>
+        <w:t xml:space="preserve"> from confounding factors </w:t>
+      </w:r>
+      <w:r>
+        <w:t>(e.g., immunity acquired through natural infection, selective depletion of high-risk individuals)</w:t>
+      </w:r>
+      <w:r>
+        <w:t xml:space="preserve"> </w:t>
+      </w:r>
+      <w:r>
+        <w:t xml:space="preserve">and (ii) </w:t>
+      </w:r>
+      <w:r>
+        <w:rPr>
+          <w:rStyle w:val="Strong"/>
+          <w:b w:val="0"/>
+          <w:bCs w:val="0"/>
+        </w:rPr>
+        <w:t xml:space="preserve">standard statistical approaches can only approximate </w:t>
+      </w:r>
+      <w:r>
+        <w:rPr>
+          <w:rStyle w:val="Strong"/>
+          <w:b w:val="0"/>
+          <w:bCs w:val="0"/>
+        </w:rPr>
+        <w:t>loss of protection over time</w:t>
+      </w:r>
+      <w:r>
+        <w:rPr>
+          <w:rStyle w:val="Strong"/>
+          <w:b w:val="0"/>
+          <w:bCs w:val="0"/>
+        </w:rPr>
+        <w:t xml:space="preserve"> </w:t>
+      </w:r>
+      <w:r>
+        <w:t>and</w:t>
+      </w:r>
+      <w:r>
+        <w:rPr>
+          <w:rStyle w:val="Strong"/>
+        </w:rPr>
+        <w:t xml:space="preserve"> </w:t>
+      </w:r>
+      <w:r>
+        <w:rPr>
+          <w:rStyle w:val="Strong"/>
+          <w:b w:val="0"/>
+          <w:bCs w:val="0"/>
+        </w:rPr>
+        <w:t>are known to produce biased estimates</w:t>
+      </w:r>
+      <w:r>
+        <w:rPr>
+          <w:rFonts w:eastAsia="Arial"/>
+          <w:b/>
+          <w:bCs/>
+        </w:rPr>
+        <w:t xml:space="preserve">. </w:t>
+      </w:r>
     </w:p>
     <w:p>
       <w:pPr>
@@ -3278,6 +5592,119 @@
 <file path=word/numbering.xml><?xml version="1.0" encoding="utf-8"?>
 <w:numbering xmlns:wpc="http://schemas.microsoft.com/office/word/2010/wordprocessingCanvas" xmlns:cx="http://schemas.microsoft.com/office/drawing/2014/chartex" xmlns:cx1="http://schemas.microsoft.com/office/drawing/2015/9/8/chartex" xmlns:cx2="http://schemas.microsoft.com/office/drawing/2015/10/21/chartex" xmlns:cx3="http://schemas.microsoft.com/office/drawing/2016/5/9/chartex" xmlns:cx4="http://schemas.microsoft.com/office/drawing/2016/5/10/chartex" xmlns:cx5="http://schemas.microsoft.com/office/drawing/2016/5/11/chartex" xmlns:cx6="http://schemas.microsoft.com/office/drawing/2016/5/12/chartex" xmlns:cx7="http://schemas.microsoft.com/office/drawing/2016/5/13/chartex" xmlns:cx8="http://schemas.microsoft.com/office/drawing/2016/5/14/chartex" xmlns:mc="http://schemas.openxmlformats.org/markup-compatibility/2006" xmlns:aink="http://schemas.microsoft.com/office/drawing/2016/ink" xmlns:am3d="http://schemas.microsoft.com/office/drawing/2017/model3d" xmlns:o="urn:schemas-microsoft-com:office:office" xmlns:oel="http://schemas.microsoft.com/office/2019/extlst" xmlns:r="http://schemas.openxmlformats.org/officeDocument/2006/relationships" xmlns:m="http://schemas.openxmlformats.org/officeDocument/2006/math" xmlns:v="urn:schemas-microsoft-com:vml" xmlns:wp14="http://schemas.microsoft.com/office/word/2010/wordprocessingDrawing" xmlns:wp="http://schemas.openxmlformats.org/drawingml/2006/wordprocessingDrawing" xmlns:w10="urn:schemas-microsoft-com:office:word" xmlns:w="http://schemas.openxmlformats.org/wordprocessingml/2006/main" xmlns:w14="http://schemas.microsoft.com/office/word/2010/wordml" xmlns:w15="http://schemas.microsoft.com/office/word/2012/wordml" xmlns:w16cex="http://schemas.microsoft.com/office/word/2018/wordml/cex" xmlns:w16cid="http://schemas.microsoft.com/office/word/2016/wordml/cid" xmlns:w16="http://schemas.microsoft.com/office/word/2018/wordml" xmlns:w16du="http://schemas.microsoft.com/office/word/2023/wordml/word16du" xmlns:w16sdtdh="http://schemas.microsoft.com/office/word/2020/wordml/sdtdatahash" xmlns:w16sdtfl="http://schemas.microsoft.com/office/word/2024/wordml/sdtformatlock" xmlns:w16se="http://schemas.microsoft.com/office/word/2015/wordml/symex" xmlns:wpg="http://schemas.microsoft.com/office/word/2010/wordprocessingGroup" xmlns:wpi="http://schemas.microsoft.com/office/word/2010/wordprocessingInk" xmlns:wne="http://schemas.microsoft.com/office/word/2006/wordml" xmlns:wps="http://schemas.microsoft.com/office/word/2010/wordprocessingShape" mc:Ignorable="w14 w15 w16se w16cid w16 w16cex w16sdtdh w16sdtfl w16du wp14">
   <w:abstractNum w:abstractNumId="0" w15:restartNumberingAfterBreak="0">
+    <w:nsid w:val="009D3603"/>
+    <w:multiLevelType w:val="hybridMultilevel"/>
+    <w:tmpl w:val="08EE0C0A"/>
+    <w:lvl w:ilvl="0" w:tplc="08090001">
+      <w:start w:val="1"/>
+      <w:numFmt w:val="bullet"/>
+      <w:lvlText w:val=""/>
+      <w:lvlJc w:val="left"/>
+      <w:pPr>
+        <w:ind w:left="1080" w:hanging="360"/>
+      </w:pPr>
+      <w:rPr>
+        <w:rFonts w:ascii="Symbol" w:hAnsi="Symbol" w:hint="default"/>
+      </w:rPr>
+    </w:lvl>
+    <w:lvl w:ilvl="1" w:tplc="08090003" w:tentative="1">
+      <w:start w:val="1"/>
+      <w:numFmt w:val="bullet"/>
+      <w:lvlText w:val="o"/>
+      <w:lvlJc w:val="left"/>
+      <w:pPr>
+        <w:ind w:left="1800" w:hanging="360"/>
+      </w:pPr>
+      <w:rPr>
+        <w:rFonts w:ascii="Courier New" w:hAnsi="Courier New" w:cs="Courier New" w:hint="default"/>
+      </w:rPr>
+    </w:lvl>
+    <w:lvl w:ilvl="2" w:tplc="08090005" w:tentative="1">
+      <w:start w:val="1"/>
+      <w:numFmt w:val="bullet"/>
+      <w:lvlText w:val=""/>
+      <w:lvlJc w:val="left"/>
+      <w:pPr>
+        <w:ind w:left="2520" w:hanging="360"/>
+      </w:pPr>
+      <w:rPr>
+        <w:rFonts w:ascii="Wingdings" w:hAnsi="Wingdings" w:hint="default"/>
+      </w:rPr>
+    </w:lvl>
+    <w:lvl w:ilvl="3" w:tplc="08090001" w:tentative="1">
+      <w:start w:val="1"/>
+      <w:numFmt w:val="bullet"/>
+      <w:lvlText w:val=""/>
+      <w:lvlJc w:val="left"/>
+      <w:pPr>
+        <w:ind w:left="3240" w:hanging="360"/>
+      </w:pPr>
+      <w:rPr>
+        <w:rFonts w:ascii="Symbol" w:hAnsi="Symbol" w:hint="default"/>
+      </w:rPr>
+    </w:lvl>
+    <w:lvl w:ilvl="4" w:tplc="08090003" w:tentative="1">
+      <w:start w:val="1"/>
+      <w:numFmt w:val="bullet"/>
+      <w:lvlText w:val="o"/>
+      <w:lvlJc w:val="left"/>
+      <w:pPr>
+        <w:ind w:left="3960" w:hanging="360"/>
+      </w:pPr>
+      <w:rPr>
+        <w:rFonts w:ascii="Courier New" w:hAnsi="Courier New" w:cs="Courier New" w:hint="default"/>
+      </w:rPr>
+    </w:lvl>
+    <w:lvl w:ilvl="5" w:tplc="08090005" w:tentative="1">
+      <w:start w:val="1"/>
+      <w:numFmt w:val="bullet"/>
+      <w:lvlText w:val=""/>
+      <w:lvlJc w:val="left"/>
+      <w:pPr>
+        <w:ind w:left="4680" w:hanging="360"/>
+      </w:pPr>
+      <w:rPr>
+        <w:rFonts w:ascii="Wingdings" w:hAnsi="Wingdings" w:hint="default"/>
+      </w:rPr>
+    </w:lvl>
+    <w:lvl w:ilvl="6" w:tplc="08090001" w:tentative="1">
+      <w:start w:val="1"/>
+      <w:numFmt w:val="bullet"/>
+      <w:lvlText w:val=""/>
+      <w:lvlJc w:val="left"/>
+      <w:pPr>
+        <w:ind w:left="5400" w:hanging="360"/>
+      </w:pPr>
+      <w:rPr>
+        <w:rFonts w:ascii="Symbol" w:hAnsi="Symbol" w:hint="default"/>
+      </w:rPr>
+    </w:lvl>
+    <w:lvl w:ilvl="7" w:tplc="08090003" w:tentative="1">
+      <w:start w:val="1"/>
+      <w:numFmt w:val="bullet"/>
+      <w:lvlText w:val="o"/>
+      <w:lvlJc w:val="left"/>
+      <w:pPr>
+        <w:ind w:left="6120" w:hanging="360"/>
+      </w:pPr>
+      <w:rPr>
+        <w:rFonts w:ascii="Courier New" w:hAnsi="Courier New" w:cs="Courier New" w:hint="default"/>
+      </w:rPr>
+    </w:lvl>
+    <w:lvl w:ilvl="8" w:tplc="08090005" w:tentative="1">
+      <w:start w:val="1"/>
+      <w:numFmt w:val="bullet"/>
+      <w:lvlText w:val=""/>
+      <w:lvlJc w:val="left"/>
+      <w:pPr>
+        <w:ind w:left="6840" w:hanging="360"/>
+      </w:pPr>
+      <w:rPr>
+        <w:rFonts w:ascii="Wingdings" w:hAnsi="Wingdings" w:hint="default"/>
+      </w:rPr>
+    </w:lvl>
+  </w:abstractNum>
+  <w:abstractNum w:abstractNumId="1" w15:restartNumberingAfterBreak="0">
     <w:nsid w:val="08107763"/>
     <w:multiLevelType w:val="hybridMultilevel"/>
     <w:tmpl w:val="A3847198"/>
@@ -3390,7 +5817,7 @@
       </w:rPr>
     </w:lvl>
   </w:abstractNum>
-  <w:abstractNum w:abstractNumId="1" w15:restartNumberingAfterBreak="0">
+  <w:abstractNum w:abstractNumId="2" w15:restartNumberingAfterBreak="0">
     <w:nsid w:val="155F2368"/>
     <w:multiLevelType w:val="hybridMultilevel"/>
     <w:tmpl w:val="059472E0"/>
@@ -3503,7 +5930,7 @@
       </w:rPr>
     </w:lvl>
   </w:abstractNum>
-  <w:abstractNum w:abstractNumId="2" w15:restartNumberingAfterBreak="0">
+  <w:abstractNum w:abstractNumId="3" w15:restartNumberingAfterBreak="0">
     <w:nsid w:val="17DB6A1D"/>
     <w:multiLevelType w:val="hybridMultilevel"/>
     <w:tmpl w:val="F7CC0142"/>
@@ -3616,7 +6043,7 @@
       </w:rPr>
     </w:lvl>
   </w:abstractNum>
-  <w:abstractNum w:abstractNumId="3" w15:restartNumberingAfterBreak="0">
+  <w:abstractNum w:abstractNumId="4" w15:restartNumberingAfterBreak="0">
     <w:nsid w:val="19E87C86"/>
     <w:multiLevelType w:val="hybridMultilevel"/>
     <w:tmpl w:val="65841A1A"/>
@@ -3705,7 +6132,7 @@
       </w:pPr>
     </w:lvl>
   </w:abstractNum>
-  <w:abstractNum w:abstractNumId="4" w15:restartNumberingAfterBreak="0">
+  <w:abstractNum w:abstractNumId="5" w15:restartNumberingAfterBreak="0">
     <w:nsid w:val="21F73F5C"/>
     <w:multiLevelType w:val="multilevel"/>
     <w:tmpl w:val="C7966C9E"/>
@@ -3818,7 +6245,7 @@
       </w:pPr>
     </w:lvl>
   </w:abstractNum>
-  <w:abstractNum w:abstractNumId="5" w15:restartNumberingAfterBreak="0">
+  <w:abstractNum w:abstractNumId="6" w15:restartNumberingAfterBreak="0">
     <w:nsid w:val="24AA4C49"/>
     <w:multiLevelType w:val="hybridMultilevel"/>
     <w:tmpl w:val="B9740562"/>
@@ -3931,7 +6358,7 @@
       </w:rPr>
     </w:lvl>
   </w:abstractNum>
-  <w:abstractNum w:abstractNumId="6" w15:restartNumberingAfterBreak="0">
+  <w:abstractNum w:abstractNumId="7" w15:restartNumberingAfterBreak="0">
     <w:nsid w:val="32384E60"/>
     <w:multiLevelType w:val="hybridMultilevel"/>
     <w:tmpl w:val="F98403BA"/>
@@ -4022,7 +6449,7 @@
       </w:pPr>
     </w:lvl>
   </w:abstractNum>
-  <w:abstractNum w:abstractNumId="7" w15:restartNumberingAfterBreak="0">
+  <w:abstractNum w:abstractNumId="8" w15:restartNumberingAfterBreak="0">
     <w:nsid w:val="53FF2B19"/>
     <w:multiLevelType w:val="hybridMultilevel"/>
     <w:tmpl w:val="453ECD34"/>
@@ -4135,7 +6562,7 @@
       </w:rPr>
     </w:lvl>
   </w:abstractNum>
-  <w:abstractNum w:abstractNumId="8" w15:restartNumberingAfterBreak="0">
+  <w:abstractNum w:abstractNumId="9" w15:restartNumberingAfterBreak="0">
     <w:nsid w:val="5C695F4B"/>
     <w:multiLevelType w:val="hybridMultilevel"/>
     <w:tmpl w:val="BE08E160"/>
@@ -4224,32 +6651,151 @@
       </w:pPr>
     </w:lvl>
   </w:abstractNum>
+  <w:abstractNum w:abstractNumId="10" w15:restartNumberingAfterBreak="0">
+    <w:nsid w:val="66370EBC"/>
+    <w:multiLevelType w:val="hybridMultilevel"/>
+    <w:tmpl w:val="D4149B34"/>
+    <w:lvl w:ilvl="0" w:tplc="04090003">
+      <w:start w:val="1"/>
+      <w:numFmt w:val="bullet"/>
+      <w:lvlText w:val="o"/>
+      <w:lvlJc w:val="left"/>
+      <w:pPr>
+        <w:ind w:left="720" w:hanging="360"/>
+      </w:pPr>
+      <w:rPr>
+        <w:rFonts w:ascii="Courier New" w:hAnsi="Courier New" w:cs="Courier New" w:hint="default"/>
+      </w:rPr>
+    </w:lvl>
+    <w:lvl w:ilvl="1" w:tplc="04090003" w:tentative="1">
+      <w:start w:val="1"/>
+      <w:numFmt w:val="bullet"/>
+      <w:lvlText w:val="o"/>
+      <w:lvlJc w:val="left"/>
+      <w:pPr>
+        <w:ind w:left="1440" w:hanging="360"/>
+      </w:pPr>
+      <w:rPr>
+        <w:rFonts w:ascii="Courier New" w:hAnsi="Courier New" w:hint="default"/>
+      </w:rPr>
+    </w:lvl>
+    <w:lvl w:ilvl="2" w:tplc="04090005" w:tentative="1">
+      <w:start w:val="1"/>
+      <w:numFmt w:val="bullet"/>
+      <w:lvlText w:val=""/>
+      <w:lvlJc w:val="left"/>
+      <w:pPr>
+        <w:ind w:left="2160" w:hanging="360"/>
+      </w:pPr>
+      <w:rPr>
+        <w:rFonts w:ascii="Wingdings" w:hAnsi="Wingdings" w:hint="default"/>
+      </w:rPr>
+    </w:lvl>
+    <w:lvl w:ilvl="3" w:tplc="04090001" w:tentative="1">
+      <w:start w:val="1"/>
+      <w:numFmt w:val="bullet"/>
+      <w:lvlText w:val=""/>
+      <w:lvlJc w:val="left"/>
+      <w:pPr>
+        <w:ind w:left="2880" w:hanging="360"/>
+      </w:pPr>
+      <w:rPr>
+        <w:rFonts w:ascii="Symbol" w:hAnsi="Symbol" w:hint="default"/>
+      </w:rPr>
+    </w:lvl>
+    <w:lvl w:ilvl="4" w:tplc="04090003" w:tentative="1">
+      <w:start w:val="1"/>
+      <w:numFmt w:val="bullet"/>
+      <w:lvlText w:val="o"/>
+      <w:lvlJc w:val="left"/>
+      <w:pPr>
+        <w:ind w:left="3600" w:hanging="360"/>
+      </w:pPr>
+      <w:rPr>
+        <w:rFonts w:ascii="Courier New" w:hAnsi="Courier New" w:hint="default"/>
+      </w:rPr>
+    </w:lvl>
+    <w:lvl w:ilvl="5" w:tplc="04090005" w:tentative="1">
+      <w:start w:val="1"/>
+      <w:numFmt w:val="bullet"/>
+      <w:lvlText w:val=""/>
+      <w:lvlJc w:val="left"/>
+      <w:pPr>
+        <w:ind w:left="4320" w:hanging="360"/>
+      </w:pPr>
+      <w:rPr>
+        <w:rFonts w:ascii="Wingdings" w:hAnsi="Wingdings" w:hint="default"/>
+      </w:rPr>
+    </w:lvl>
+    <w:lvl w:ilvl="6" w:tplc="04090001" w:tentative="1">
+      <w:start w:val="1"/>
+      <w:numFmt w:val="bullet"/>
+      <w:lvlText w:val=""/>
+      <w:lvlJc w:val="left"/>
+      <w:pPr>
+        <w:ind w:left="5040" w:hanging="360"/>
+      </w:pPr>
+      <w:rPr>
+        <w:rFonts w:ascii="Symbol" w:hAnsi="Symbol" w:hint="default"/>
+      </w:rPr>
+    </w:lvl>
+    <w:lvl w:ilvl="7" w:tplc="04090003" w:tentative="1">
+      <w:start w:val="1"/>
+      <w:numFmt w:val="bullet"/>
+      <w:lvlText w:val="o"/>
+      <w:lvlJc w:val="left"/>
+      <w:pPr>
+        <w:ind w:left="5760" w:hanging="360"/>
+      </w:pPr>
+      <w:rPr>
+        <w:rFonts w:ascii="Courier New" w:hAnsi="Courier New" w:hint="default"/>
+      </w:rPr>
+    </w:lvl>
+    <w:lvl w:ilvl="8" w:tplc="04090005" w:tentative="1">
+      <w:start w:val="1"/>
+      <w:numFmt w:val="bullet"/>
+      <w:lvlText w:val=""/>
+      <w:lvlJc w:val="left"/>
+      <w:pPr>
+        <w:ind w:left="6480" w:hanging="360"/>
+      </w:pPr>
+      <w:rPr>
+        <w:rFonts w:ascii="Wingdings" w:hAnsi="Wingdings" w:hint="default"/>
+      </w:rPr>
+    </w:lvl>
+  </w:abstractNum>
   <w:num w:numId="1" w16cid:durableId="1344891263">
+    <w:abstractNumId w:val="1"/>
+  </w:num>
+  <w:num w:numId="2" w16cid:durableId="1819564822">
+    <w:abstractNumId w:val="2"/>
+  </w:num>
+  <w:num w:numId="3" w16cid:durableId="430669314">
+    <w:abstractNumId w:val="8"/>
+  </w:num>
+  <w:num w:numId="4" w16cid:durableId="957494832">
+    <w:abstractNumId w:val="3"/>
+  </w:num>
+  <w:num w:numId="5" w16cid:durableId="444085408">
+    <w:abstractNumId w:val="6"/>
+  </w:num>
+  <w:num w:numId="6" w16cid:durableId="733547373">
+    <w:abstractNumId w:val="5"/>
+  </w:num>
+  <w:num w:numId="7" w16cid:durableId="1631935985">
+    <w:abstractNumId w:val="4"/>
+  </w:num>
+  <w:num w:numId="8" w16cid:durableId="2101679679">
+    <w:abstractNumId w:val="7"/>
+  </w:num>
+  <w:num w:numId="9" w16cid:durableId="1953970608">
+    <w:abstractNumId w:val="9"/>
+  </w:num>
+  <w:num w:numId="10" w16cid:durableId="831943367">
     <w:abstractNumId w:val="0"/>
   </w:num>
-  <w:num w:numId="2" w16cid:durableId="1819564822">
-    <w:abstractNumId w:val="1"/>
-  </w:num>
-  <w:num w:numId="3" w16cid:durableId="430669314">
-    <w:abstractNumId w:val="7"/>
-  </w:num>
-  <w:num w:numId="4" w16cid:durableId="957494832">
-    <w:abstractNumId w:val="2"/>
-  </w:num>
-  <w:num w:numId="5" w16cid:durableId="444085408">
-    <w:abstractNumId w:val="5"/>
-  </w:num>
-  <w:num w:numId="6" w16cid:durableId="733547373">
-    <w:abstractNumId w:val="4"/>
-  </w:num>
-  <w:num w:numId="7" w16cid:durableId="1631935985">
-    <w:abstractNumId w:val="3"/>
-  </w:num>
-  <w:num w:numId="8" w16cid:durableId="2101679679">
-    <w:abstractNumId w:val="6"/>
-  </w:num>
-  <w:num w:numId="9" w16cid:durableId="1953970608">
-    <w:abstractNumId w:val="8"/>
+  <w:num w:numId="11" w16cid:durableId="587037720">
+    <w:abstractNumId w:val="10"/>
   </w:num>
 </w:numbering>
 </file>
@@ -4851,6 +7397,36 @@
       <w:color w:val="666666"/>
     </w:rPr>
   </w:style>
+  <w:style w:type="character" w:styleId="Strong">
+    <w:name w:val="Strong"/>
+    <w:basedOn w:val="DefaultParagraphFont"/>
+    <w:uiPriority w:val="22"/>
+    <w:qFormat/>
+    <w:rsid w:val="00CC5204"/>
+    <w:rPr>
+      <w:b/>
+      <w:bCs/>
+    </w:rPr>
+  </w:style>
+  <w:style w:type="paragraph" w:styleId="Caption">
+    <w:name w:val="caption"/>
+    <w:basedOn w:val="Normal"/>
+    <w:next w:val="Normal"/>
+    <w:uiPriority w:val="35"/>
+    <w:unhideWhenUsed/>
+    <w:qFormat/>
+    <w:rsid w:val="00CC5204"/>
+    <w:pPr>
+      <w:spacing w:after="200"/>
+    </w:pPr>
+    <w:rPr>
+      <w:i/>
+      <w:iCs/>
+      <w:color w:val="44546A" w:themeColor="text2"/>
+      <w:sz w:val="18"/>
+      <w:szCs w:val="18"/>
+    </w:rPr>
+  </w:style>
 </w:styles>
 </file>
 

--- a/case_studies/Case_study_final.docx
+++ b/case_studies/Case_study_final.docx
@@ -417,7 +417,47 @@
         <w:t xml:space="preserve">In HERMES, transmission is simulated explicitly for each infected individual on each day. This implies that every infectious individual can generate new infections in their household, the community, school, and/or workplace. Transmission is governed by setting-specific effective contact probabilities that translate into transmission probabilities. </w:t>
       </w:r>
       <w:r>
-        <w:t xml:space="preserve">The microsimulation model adopts an S(usceptible)I(nfected)R(ecovered)V(accinated)D(eath)-structure with individuals navigating between the different health states. </w:t>
+        <w:t>The microsimulation model adopts an S(</w:t>
+      </w:r>
+      <w:proofErr w:type="spellStart"/>
+      <w:r>
+        <w:t>usceptible</w:t>
+      </w:r>
+      <w:proofErr w:type="spellEnd"/>
+      <w:r>
+        <w:t>)I(</w:t>
+      </w:r>
+      <w:proofErr w:type="spellStart"/>
+      <w:r>
+        <w:t>nfected</w:t>
+      </w:r>
+      <w:proofErr w:type="spellEnd"/>
+      <w:r>
+        <w:t>)R(</w:t>
+      </w:r>
+      <w:proofErr w:type="spellStart"/>
+      <w:r>
+        <w:t>ecovered</w:t>
+      </w:r>
+      <w:proofErr w:type="spellEnd"/>
+      <w:r>
+        <w:t>)V(</w:t>
+      </w:r>
+      <w:proofErr w:type="spellStart"/>
+      <w:r>
+        <w:t>accinated</w:t>
+      </w:r>
+      <w:proofErr w:type="spellEnd"/>
+      <w:r>
+        <w:t>)D(</w:t>
+      </w:r>
+      <w:proofErr w:type="spellStart"/>
+      <w:r>
+        <w:t>eath</w:t>
+      </w:r>
+      <w:proofErr w:type="spellEnd"/>
+      <w:r>
+        <w:t xml:space="preserve">)-structure with individuals navigating between the different health states. </w:t>
       </w:r>
     </w:p>
     <w:p>
@@ -458,7 +498,19 @@
         <w:t xml:space="preserve"> (see also demographic data). </w:t>
       </w:r>
       <w:r>
-        <w:t xml:space="preserve">The first 15 days, there is unrestricted spread of the disease in the population after which a lockdown is imposed, leading to contact reductions at the workplace, in schools and in the general community. At day 30 an exit out of </w:t>
+        <w:t xml:space="preserve">The first </w:t>
+      </w:r>
+      <w:r>
+        <w:t>20</w:t>
+      </w:r>
+      <w:r>
+        <w:t xml:space="preserve"> days, there is unrestricted spread of the disease in the population after which a lockdown is imposed, leading to contact reductions at the workplace, in schools and in the general community. At day 3</w:t>
+      </w:r>
+      <w:r>
+        <w:t>5</w:t>
+      </w:r>
+      <w:r>
+        <w:t xml:space="preserve"> an exit out of </w:t>
       </w:r>
       <w:r>
         <w:t xml:space="preserve">the </w:t>
@@ -480,7 +532,25 @@
         <w:t>values</w:t>
       </w:r>
       <w:r>
-        <w:t xml:space="preserve">. At day 40, part of the population will start to get vaccinated with increasing vaccination coverage over three distinct cross-sectional time points at which individuals are vaccinated.  </w:t>
+        <w:t>. At day 4</w:t>
+      </w:r>
+      <w:r>
+        <w:t>5</w:t>
+      </w:r>
+      <w:r>
+        <w:t>, part of the population will start to get vaccinated with increasing vaccination coverage over three distinct cross-sectional time points</w:t>
+      </w:r>
+      <w:r>
+        <w:t>, each 10 days apart,</w:t>
+      </w:r>
+      <w:r>
+        <w:t xml:space="preserve"> at which individuals are vaccinated</w:t>
+      </w:r>
+      <w:r>
+        <w:t xml:space="preserve"> irrespective of disease status</w:t>
+      </w:r>
+      <w:r>
+        <w:t xml:space="preserve">.  </w:t>
       </w:r>
     </w:p>
     <w:p>
@@ -543,7 +613,14 @@
         <w:rPr>
           <w:u w:val="single"/>
         </w:rPr>
-        <w:t>set (final_</w:t>
+        <w:t>set (</w:t>
+      </w:r>
+      <w:proofErr w:type="spellStart"/>
+      <w:r>
+        <w:rPr>
+          <w:u w:val="single"/>
+        </w:rPr>
+        <w:t>final_</w:t>
       </w:r>
       <w:r>
         <w:rPr>
@@ -555,7 +632,14 @@
         <w:rPr>
           <w:u w:val="single"/>
         </w:rPr>
-        <w:t>_data)</w:t>
+        <w:t>_data</w:t>
+      </w:r>
+      <w:proofErr w:type="spellEnd"/>
+      <w:r>
+        <w:rPr>
+          <w:u w:val="single"/>
+        </w:rPr>
+        <w:t>)</w:t>
       </w:r>
     </w:p>
     <w:p>
@@ -598,8 +682,13 @@
           <w:numId w:val="2"/>
         </w:numPr>
       </w:pPr>
-      <w:r>
-        <w:t>ind_id: individual identification number</w:t>
+      <w:proofErr w:type="spellStart"/>
+      <w:r>
+        <w:t>ind_id</w:t>
+      </w:r>
+      <w:proofErr w:type="spellEnd"/>
+      <w:r>
+        <w:t>: individual identification number</w:t>
       </w:r>
     </w:p>
     <w:p>
@@ -640,8 +729,13 @@
           <w:numId w:val="2"/>
         </w:numPr>
       </w:pPr>
-      <w:r>
-        <w:t xml:space="preserve">hh_id: household identification number </w:t>
+      <w:proofErr w:type="spellStart"/>
+      <w:r>
+        <w:t>hh_id</w:t>
+      </w:r>
+      <w:proofErr w:type="spellEnd"/>
+      <w:r>
+        <w:t xml:space="preserve">: household identification number </w:t>
       </w:r>
     </w:p>
     <w:p>
@@ -652,8 +746,13 @@
           <w:numId w:val="2"/>
         </w:numPr>
       </w:pPr>
-      <w:r>
-        <w:t>classroom_id: classroom identification number (if relevant)</w:t>
+      <w:proofErr w:type="spellStart"/>
+      <w:r>
+        <w:t>classroom_id</w:t>
+      </w:r>
+      <w:proofErr w:type="spellEnd"/>
+      <w:r>
+        <w:t>: classroom identification number (if relevant)</w:t>
       </w:r>
     </w:p>
     <w:p>
@@ -664,8 +763,13 @@
           <w:numId w:val="2"/>
         </w:numPr>
       </w:pPr>
-      <w:r>
-        <w:t>workplace_id: workplace identification number (if relevant)</w:t>
+      <w:proofErr w:type="spellStart"/>
+      <w:r>
+        <w:t>workplace_id</w:t>
+      </w:r>
+      <w:proofErr w:type="spellEnd"/>
+      <w:r>
+        <w:t>: workplace identification number (if relevant)</w:t>
       </w:r>
     </w:p>
     <w:p>
@@ -820,8 +924,13 @@
           <w:u w:val="single"/>
         </w:rPr>
       </w:pPr>
-      <w:r>
-        <w:t>ind_id: individual identification number</w:t>
+      <w:proofErr w:type="spellStart"/>
+      <w:r>
+        <w:t>ind_id</w:t>
+      </w:r>
+      <w:proofErr w:type="spellEnd"/>
+      <w:r>
+        <w:t>: individual identification number</w:t>
       </w:r>
     </w:p>
     <w:p>
@@ -832,8 +941,13 @@
           <w:numId w:val="4"/>
         </w:numPr>
       </w:pPr>
-      <w:r>
-        <w:t>time_of_symptom_onset: reported time of symptom onset</w:t>
+      <w:proofErr w:type="spellStart"/>
+      <w:r>
+        <w:t>time_of_symptom_onset</w:t>
+      </w:r>
+      <w:proofErr w:type="spellEnd"/>
+      <w:r>
+        <w:t>: reported time of symptom onset</w:t>
       </w:r>
       <w:r>
         <w:t xml:space="preserve"> (in days</w:t>
@@ -856,9 +970,11 @@
           <w:numId w:val="4"/>
         </w:numPr>
       </w:pPr>
+      <w:proofErr w:type="spellStart"/>
       <w:r>
         <w:t>time_of_reporting</w:t>
       </w:r>
+      <w:proofErr w:type="spellEnd"/>
       <w:r>
         <w:t>: time of reporting</w:t>
       </w:r>
@@ -889,8 +1005,13 @@
           <w:numId w:val="4"/>
         </w:numPr>
       </w:pPr>
-      <w:r>
-        <w:t>time_of_hospitalization: time of hospitalization (if relevant)</w:t>
+      <w:proofErr w:type="spellStart"/>
+      <w:r>
+        <w:t>time_of_hospitalization</w:t>
+      </w:r>
+      <w:proofErr w:type="spellEnd"/>
+      <w:r>
+        <w:t>: time of hospitalization (if relevant)</w:t>
       </w:r>
     </w:p>
     <w:p>
@@ -928,7 +1049,14 @@
         <w:rPr>
           <w:u w:val="single"/>
         </w:rPr>
-        <w:t>Incidence data (final_incidence_data</w:t>
+        <w:t>Incidence data (</w:t>
+      </w:r>
+      <w:proofErr w:type="spellStart"/>
+      <w:r>
+        <w:rPr>
+          <w:u w:val="single"/>
+        </w:rPr>
+        <w:t>final_incidence_data</w:t>
       </w:r>
       <w:r>
         <w:rPr>
@@ -942,6 +1070,7 @@
         </w:rPr>
         <w:t>reduced</w:t>
       </w:r>
+      <w:proofErr w:type="spellEnd"/>
       <w:r>
         <w:rPr>
           <w:u w:val="single"/>
@@ -980,8 +1109,13 @@
           <w:u w:val="single"/>
         </w:rPr>
       </w:pPr>
-      <w:r>
-        <w:t>ind_id: individual identification number</w:t>
+      <w:proofErr w:type="spellStart"/>
+      <w:r>
+        <w:t>ind_id</w:t>
+      </w:r>
+      <w:proofErr w:type="spellEnd"/>
+      <w:r>
+        <w:t>: individual identification number</w:t>
       </w:r>
     </w:p>
     <w:p>
@@ -992,8 +1126,13 @@
           <w:numId w:val="4"/>
         </w:numPr>
       </w:pPr>
-      <w:r>
-        <w:t>time_of_reporting: time of reporting of a case (in days since start of study)</w:t>
+      <w:proofErr w:type="spellStart"/>
+      <w:r>
+        <w:t>time_of_reporting</w:t>
+      </w:r>
+      <w:proofErr w:type="spellEnd"/>
+      <w:r>
+        <w:t>: time of reporting of a case (in days since start of study)</w:t>
       </w:r>
     </w:p>
     <w:p>
@@ -1040,7 +1179,6 @@
         <w:rPr>
           <w:u w:val="single"/>
         </w:rPr>
-        <w:lastRenderedPageBreak/>
         <w:t>Serological</w:t>
       </w:r>
       <w:r>
@@ -1053,7 +1191,21 @@
         <w:rPr>
           <w:u w:val="single"/>
         </w:rPr>
-        <w:t xml:space="preserve"> (final_sero_data)</w:t>
+        <w:t xml:space="preserve"> (</w:t>
+      </w:r>
+      <w:proofErr w:type="spellStart"/>
+      <w:r>
+        <w:rPr>
+          <w:u w:val="single"/>
+        </w:rPr>
+        <w:t>final_sero_data</w:t>
+      </w:r>
+      <w:proofErr w:type="spellEnd"/>
+      <w:r>
+        <w:rPr>
+          <w:u w:val="single"/>
+        </w:rPr>
+        <w:t>)</w:t>
       </w:r>
       <w:r>
         <w:rPr>
@@ -1078,13 +1230,19 @@
         <w:t>This dataset contains repeated cross-sectional serological survey data collected at three different instances during the outbreak (i.e., at day 10, 20</w:t>
       </w:r>
       <w:r>
-        <w:t xml:space="preserve"> and </w:t>
+        <w:t>,</w:t>
+      </w:r>
+      <w:r>
+        <w:t xml:space="preserve"> </w:t>
       </w:r>
       <w:r>
         <w:t>3</w:t>
       </w:r>
       <w:r>
         <w:t>0</w:t>
+      </w:r>
+      <w:r>
+        <w:t xml:space="preserve"> and 40</w:t>
       </w:r>
       <w:r>
         <w:t>)</w:t>
@@ -1138,8 +1296,13 @@
           <w:u w:val="single"/>
         </w:rPr>
       </w:pPr>
-      <w:r>
-        <w:t>ind_id: individual identification number</w:t>
+      <w:proofErr w:type="spellStart"/>
+      <w:r>
+        <w:t>ind_id</w:t>
+      </w:r>
+      <w:proofErr w:type="spellEnd"/>
+      <w:r>
+        <w:t>: individual identification number</w:t>
       </w:r>
     </w:p>
     <w:p>
@@ -1153,6 +1316,7 @@
           <w:u w:val="single"/>
         </w:rPr>
       </w:pPr>
+      <w:proofErr w:type="spellStart"/>
       <w:r>
         <w:t>log_</w:t>
       </w:r>
@@ -1162,6 +1326,7 @@
       <w:r>
         <w:t>gg</w:t>
       </w:r>
+      <w:proofErr w:type="spellEnd"/>
       <w:r>
         <w:t xml:space="preserve">: </w:t>
       </w:r>
@@ -1171,9 +1336,11 @@
       <w:r>
         <w:t xml:space="preserve">antibody titer (in </w:t>
       </w:r>
+      <w:proofErr w:type="gramStart"/>
       <w:r>
         <w:t>log(</w:t>
       </w:r>
+      <w:proofErr w:type="gramEnd"/>
       <w:r>
         <w:t>IU/mL)</w:t>
       </w:r>
@@ -1192,14 +1359,28 @@
           <w:u w:val="single"/>
         </w:rPr>
       </w:pPr>
-      <w:r>
-        <w:t>time_of_sampling: cross-sectional time point at which serum sample has been collected</w:t>
-      </w:r>
-      <w:r>
-        <w:t xml:space="preserve"> (i.e., day 10, 20 and 3</w:t>
+      <w:proofErr w:type="spellStart"/>
+      <w:r>
+        <w:t>time_of_sampling</w:t>
+      </w:r>
+      <w:proofErr w:type="spellEnd"/>
+      <w:r>
+        <w:t>: cross-sectional time point at which serum sample has been collected</w:t>
+      </w:r>
+      <w:r>
+        <w:t xml:space="preserve"> (i.e., day 10, 20</w:t>
+      </w:r>
+      <w:r>
+        <w:t>,</w:t>
+      </w:r>
+      <w:r>
+        <w:t xml:space="preserve"> 3</w:t>
       </w:r>
       <w:r>
         <w:t>0</w:t>
+      </w:r>
+      <w:r>
+        <w:t xml:space="preserve"> and 40</w:t>
       </w:r>
       <w:r>
         <w:t xml:space="preserve"> following the introduction of the index case)</w:t>
@@ -1239,7 +1420,21 @@
         <w:rPr>
           <w:u w:val="single"/>
         </w:rPr>
-        <w:t xml:space="preserve"> (final_contact_tracing_data)</w:t>
+        <w:t xml:space="preserve"> (</w:t>
+      </w:r>
+      <w:proofErr w:type="spellStart"/>
+      <w:r>
+        <w:rPr>
+          <w:u w:val="single"/>
+        </w:rPr>
+        <w:t>final_contact_tracing_data</w:t>
+      </w:r>
+      <w:proofErr w:type="spellEnd"/>
+      <w:r>
+        <w:rPr>
+          <w:u w:val="single"/>
+        </w:rPr>
+        <w:t>)</w:t>
       </w:r>
       <w:r>
         <w:rPr>
@@ -1285,7 +1480,15 @@
         <w:t xml:space="preserve"> of</w:t>
       </w:r>
       <w:r>
-        <w:t xml:space="preserve"> infector-infectee pairs generated between</w:t>
+        <w:t xml:space="preserve"> infector-</w:t>
+      </w:r>
+      <w:proofErr w:type="spellStart"/>
+      <w:r>
+        <w:t>infectee</w:t>
+      </w:r>
+      <w:proofErr w:type="spellEnd"/>
+      <w:r>
+        <w:t xml:space="preserve"> pairs generated between</w:t>
       </w:r>
       <w:r>
         <w:t xml:space="preserve"> the start of the epidemic</w:t>
@@ -1357,6 +1560,7 @@
           <w:u w:val="single"/>
         </w:rPr>
       </w:pPr>
+      <w:proofErr w:type="spellStart"/>
       <w:r>
         <w:t>in</w:t>
       </w:r>
@@ -1364,7 +1568,11 @@
         <w:t>d</w:t>
       </w:r>
       <w:r>
-        <w:t xml:space="preserve">_id: identifier of the </w:t>
+        <w:t>_id</w:t>
+      </w:r>
+      <w:proofErr w:type="spellEnd"/>
+      <w:r>
+        <w:t xml:space="preserve">: identifier of the </w:t>
       </w:r>
       <w:r>
         <w:t>identified case</w:t>
@@ -1381,12 +1589,14 @@
           <w:u w:val="single"/>
         </w:rPr>
       </w:pPr>
+      <w:proofErr w:type="spellStart"/>
       <w:r>
         <w:t>reported_</w:t>
       </w:r>
       <w:r>
         <w:t>contact</w:t>
       </w:r>
+      <w:proofErr w:type="spellEnd"/>
       <w:r>
         <w:t xml:space="preserve">: identifier of the </w:t>
       </w:r>
@@ -1405,6 +1615,7 @@
           <w:u w:val="single"/>
         </w:rPr>
       </w:pPr>
+      <w:proofErr w:type="spellStart"/>
       <w:r>
         <w:t>i</w:t>
       </w:r>
@@ -1414,6 +1625,7 @@
       <w:r>
         <w:t>_symptom_onset</w:t>
       </w:r>
+      <w:proofErr w:type="spellEnd"/>
       <w:r>
         <w:t xml:space="preserve">: symptom onset </w:t>
       </w:r>
@@ -1435,12 +1647,14 @@
           <w:u w:val="single"/>
         </w:rPr>
       </w:pPr>
+      <w:proofErr w:type="spellStart"/>
       <w:r>
         <w:t>reported_contact</w:t>
       </w:r>
       <w:r>
         <w:t>_symptom_onset</w:t>
       </w:r>
+      <w:proofErr w:type="spellEnd"/>
       <w:r>
         <w:t xml:space="preserve">: symptom onset time of </w:t>
       </w:r>
@@ -1462,8 +1676,13 @@
           <w:u w:val="single"/>
         </w:rPr>
       </w:pPr>
-      <w:r>
-        <w:t>time_of_contact_lower: lower limit of the time window for the probable time of contact (in days since start)</w:t>
+      <w:proofErr w:type="spellStart"/>
+      <w:r>
+        <w:t>time_of_contact_lower</w:t>
+      </w:r>
+      <w:proofErr w:type="spellEnd"/>
+      <w:r>
+        <w:t>: lower limit of the time window for the probable time of contact (in days since start)</w:t>
       </w:r>
     </w:p>
     <w:p>
@@ -1477,12 +1696,14 @@
           <w:u w:val="single"/>
         </w:rPr>
       </w:pPr>
+      <w:proofErr w:type="spellStart"/>
       <w:r>
         <w:t>time_of_contact_</w:t>
       </w:r>
       <w:r>
         <w:t>upper</w:t>
       </w:r>
+      <w:proofErr w:type="spellEnd"/>
       <w:r>
         <w:t xml:space="preserve">: </w:t>
       </w:r>
@@ -1557,6 +1778,33 @@
         </w:rPr>
         <w:t xml:space="preserve"> For example, the reported contact and identified case are not necessarily infected in that order (although symptom onset times are larger for identified cases as compared to reported contacts).</w:t>
       </w:r>
+    </w:p>
+    <w:p>
+      <w:pPr>
+        <w:jc w:val="both"/>
+        <w:rPr>
+          <w:i/>
+          <w:iCs/>
+        </w:rPr>
+      </w:pPr>
+    </w:p>
+    <w:p>
+      <w:pPr>
+        <w:jc w:val="both"/>
+        <w:rPr>
+          <w:i/>
+          <w:iCs/>
+        </w:rPr>
+      </w:pPr>
+    </w:p>
+    <w:p>
+      <w:pPr>
+        <w:jc w:val="both"/>
+        <w:rPr>
+          <w:i/>
+          <w:iCs/>
+        </w:rPr>
+      </w:pPr>
     </w:p>
     <w:p>
       <w:pPr>
@@ -1582,13 +1830,21 @@
         <w:rPr>
           <w:u w:val="single"/>
         </w:rPr>
+        <w:lastRenderedPageBreak/>
         <w:t>Mortality</w:t>
       </w:r>
       <w:r>
         <w:rPr>
           <w:u w:val="single"/>
         </w:rPr>
-        <w:t xml:space="preserve"> data (final_</w:t>
+        <w:t xml:space="preserve"> data (</w:t>
+      </w:r>
+      <w:proofErr w:type="spellStart"/>
+      <w:r>
+        <w:rPr>
+          <w:u w:val="single"/>
+        </w:rPr>
+        <w:t>final_</w:t>
       </w:r>
       <w:r>
         <w:rPr>
@@ -1600,7 +1856,14 @@
         <w:rPr>
           <w:u w:val="single"/>
         </w:rPr>
-        <w:t>_data):</w:t>
+        <w:t>_data</w:t>
+      </w:r>
+      <w:proofErr w:type="spellEnd"/>
+      <w:r>
+        <w:rPr>
+          <w:u w:val="single"/>
+        </w:rPr>
+        <w:t>):</w:t>
       </w:r>
     </w:p>
     <w:p>
@@ -1613,6 +1876,7 @@
     <w:p>
       <w:pPr>
         <w:ind w:left="360"/>
+        <w:jc w:val="both"/>
       </w:pPr>
       <w:r>
         <w:t xml:space="preserve">This dataset contains the </w:t>
@@ -1650,8 +1914,13 @@
           <w:u w:val="single"/>
         </w:rPr>
       </w:pPr>
-      <w:r>
-        <w:t>ind_id: individual identification number</w:t>
+      <w:proofErr w:type="spellStart"/>
+      <w:r>
+        <w:t>ind_id</w:t>
+      </w:r>
+      <w:proofErr w:type="spellEnd"/>
+      <w:r>
+        <w:t>: individual identification number</w:t>
       </w:r>
     </w:p>
     <w:p>
@@ -1677,8 +1946,13 @@
           <w:numId w:val="2"/>
         </w:numPr>
       </w:pPr>
-      <w:r>
-        <w:t>time_of_death: time of natural or disease-related death (in days</w:t>
+      <w:proofErr w:type="spellStart"/>
+      <w:r>
+        <w:t>time_of_death</w:t>
+      </w:r>
+      <w:proofErr w:type="spellEnd"/>
+      <w:r>
+        <w:t>: time of natural or disease-related death (in days</w:t>
       </w:r>
       <w:r>
         <w:t xml:space="preserve"> since start of the outbreak</w:t>
@@ -1717,7 +1991,14 @@
         <w:rPr>
           <w:u w:val="single"/>
         </w:rPr>
-        <w:t xml:space="preserve"> data (final_</w:t>
+        <w:t xml:space="preserve"> data (</w:t>
+      </w:r>
+      <w:proofErr w:type="spellStart"/>
+      <w:r>
+        <w:rPr>
+          <w:u w:val="single"/>
+        </w:rPr>
+        <w:t>final_</w:t>
       </w:r>
       <w:r>
         <w:rPr>
@@ -1729,7 +2010,14 @@
         <w:rPr>
           <w:u w:val="single"/>
         </w:rPr>
-        <w:t>_data):</w:t>
+        <w:t>_data</w:t>
+      </w:r>
+      <w:proofErr w:type="spellEnd"/>
+      <w:r>
+        <w:rPr>
+          <w:u w:val="single"/>
+        </w:rPr>
+        <w:t>):</w:t>
       </w:r>
     </w:p>
     <w:p>
@@ -1760,7 +2048,13 @@
         <w:t>before the observation time</w:t>
       </w:r>
       <w:r>
-        <w:t xml:space="preserve"> of 85 days after the start of the outbreak</w:t>
+        <w:t xml:space="preserve"> of </w:t>
+      </w:r>
+      <w:r>
+        <w:t>90</w:t>
+      </w:r>
+      <w:r>
+        <w:t xml:space="preserve"> days after the start of the outbreak</w:t>
       </w:r>
       <w:r>
         <w:t>.</w:t>
@@ -1786,8 +2080,13 @@
           <w:u w:val="single"/>
         </w:rPr>
       </w:pPr>
-      <w:r>
-        <w:t>ind_id: individual identification number</w:t>
+      <w:proofErr w:type="spellStart"/>
+      <w:r>
+        <w:t>ind_id</w:t>
+      </w:r>
+      <w:proofErr w:type="spellEnd"/>
+      <w:r>
+        <w:t>: individual identification number</w:t>
       </w:r>
     </w:p>
     <w:p>
@@ -1816,8 +2115,13 @@
           <w:u w:val="single"/>
         </w:rPr>
       </w:pPr>
-      <w:r>
-        <w:t>time_of_vaccination: time of vaccination (in days) (if relevant)</w:t>
+      <w:proofErr w:type="spellStart"/>
+      <w:r>
+        <w:t>time_of_vaccination</w:t>
+      </w:r>
+      <w:proofErr w:type="spellEnd"/>
+      <w:r>
+        <w:t>: time of vaccination (in days) (if relevant)</w:t>
       </w:r>
     </w:p>
     <w:p>
@@ -1992,15 +2296,29 @@
     </w:p>
     <w:p>
       <w:pPr>
-        <w:jc w:val="both"/>
-        <w:rPr>
-          <w:u w:val="single"/>
-        </w:rPr>
-      </w:pPr>
-      <w:r>
-        <w:rPr>
-          <w:u w:val="single"/>
-        </w:rPr>
+        <w:rPr>
+          <w:u w:val="single"/>
+        </w:rPr>
+      </w:pPr>
+      <w:r>
+        <w:rPr>
+          <w:u w:val="single"/>
+        </w:rPr>
+        <w:br w:type="page"/>
+      </w:r>
+    </w:p>
+    <w:p>
+      <w:pPr>
+        <w:jc w:val="both"/>
+        <w:rPr>
+          <w:u w:val="single"/>
+        </w:rPr>
+      </w:pPr>
+      <w:r>
+        <w:rPr>
+          <w:u w:val="single"/>
+        </w:rPr>
+        <w:lastRenderedPageBreak/>
         <w:t>Instructions</w:t>
       </w:r>
     </w:p>
@@ -2046,7 +2364,23 @@
         <w:t>Step 1</w:t>
       </w:r>
       <w:r>
-        <w:t>. Specify relevant estimands (population of interest, treatment conditions [or relevant analogon], endpoint, summary measure, handling of intercurrent events [when applicable]). Discuss possible models, their assumptions, which information is missing from the data and whether this could be (partially) retrieved from external data.</w:t>
+        <w:t xml:space="preserve">. Specify relevant </w:t>
+      </w:r>
+      <w:proofErr w:type="spellStart"/>
+      <w:r>
+        <w:t>estimands</w:t>
+      </w:r>
+      <w:proofErr w:type="spellEnd"/>
+      <w:r>
+        <w:t xml:space="preserve"> (population of interest, treatment conditions [or relevant </w:t>
+      </w:r>
+      <w:proofErr w:type="spellStart"/>
+      <w:r>
+        <w:t>analogon</w:t>
+      </w:r>
+      <w:proofErr w:type="spellEnd"/>
+      <w:r>
+        <w:t>], endpoint, summary measure, handling of intercurrent events [when applicable]). Discuss possible models, their assumptions, which information is missing from the data and whether this could be (partially) retrieved from external data.</w:t>
       </w:r>
     </w:p>
     <w:p>
@@ -2091,23 +2425,12 @@
           <w:u w:val="single"/>
         </w:rPr>
       </w:pPr>
-      <w:commentRangeStart w:id="0"/>
       <w:r>
         <w:rPr>
           <w:u w:val="single"/>
         </w:rPr>
         <w:lastRenderedPageBreak/>
         <w:t>Guidance for participants:</w:t>
-      </w:r>
-      <w:commentRangeEnd w:id="0"/>
-      <w:r>
-        <w:rPr>
-          <w:rStyle w:val="CommentReference"/>
-          <w:sz w:val="24"/>
-          <w:szCs w:val="24"/>
-          <w:u w:val="single"/>
-        </w:rPr>
-        <w:commentReference w:id="0"/>
       </w:r>
     </w:p>
     <w:p>
@@ -2960,7 +3283,21 @@
         <w:rPr>
           <w:rFonts w:eastAsiaTheme="minorEastAsia"/>
         </w:rPr>
-        <w:t>Needless to say, information on infection times are (typically) not directly available and the serial interval distribution is often used as an approximation of the generation-time distribution</w:t>
+        <w:t xml:space="preserve">Needless to say, information on infection times </w:t>
+      </w:r>
+      <w:proofErr w:type="gramStart"/>
+      <w:r>
+        <w:rPr>
+          <w:rFonts w:eastAsiaTheme="minorEastAsia"/>
+        </w:rPr>
+        <w:t>are</w:t>
+      </w:r>
+      <w:proofErr w:type="gramEnd"/>
+      <w:r>
+        <w:rPr>
+          <w:rFonts w:eastAsiaTheme="minorEastAsia"/>
+        </w:rPr>
+        <w:t xml:space="preserve"> (typically) not directly available and the serial interval distribution is often used as an approximation of the generation-time distribution</w:t>
       </w:r>
       <w:r>
         <w:rPr>
@@ -3460,7 +3797,15 @@
         <w:t xml:space="preserve">i.e., </w:t>
       </w:r>
       <w:r>
-        <w:t>the infectee)</w:t>
+        <w:t xml:space="preserve">the </w:t>
+      </w:r>
+      <w:proofErr w:type="spellStart"/>
+      <w:r>
+        <w:t>infectee</w:t>
+      </w:r>
+      <w:proofErr w:type="spellEnd"/>
+      <w:r>
+        <w:t>)</w:t>
       </w:r>
       <w:r>
         <w:t xml:space="preserve"> (see </w:t>
@@ -3476,7 +3821,15 @@
         <w:t xml:space="preserve"> below for a graphical representation)</w:t>
       </w:r>
       <w:r>
-        <w:t>. In contrast, the generation interval is the time between the infection of the infector and the infection of the infectee. While the generation interval more directly reflects the timing of transmission, infection times are rarely observed in practice. As a result, the serial interval is often used as a proxy because symptom onset dates are more readily available</w:t>
+        <w:t xml:space="preserve">. In contrast, the generation interval is the time between the infection of the infector and the infection of the </w:t>
+      </w:r>
+      <w:proofErr w:type="spellStart"/>
+      <w:r>
+        <w:t>infectee</w:t>
+      </w:r>
+      <w:proofErr w:type="spellEnd"/>
+      <w:r>
+        <w:t>. While the generation interval more directly reflects the timing of transmission, infection times are rarely observed in practice. As a result, the serial interval is often used as a proxy because symptom onset dates are more readily available</w:t>
       </w:r>
       <w:r>
         <w:t xml:space="preserve"> (as is the case here as well)</w:t>
@@ -3500,7 +3853,15 @@
         <w:t xml:space="preserve"> potentially different</w:t>
       </w:r>
       <w:r>
-        <w:t xml:space="preserve"> incubation periods of both the infector and the infectee.</w:t>
+        <w:t xml:space="preserve"> incubation periods of both the infector and the </w:t>
+      </w:r>
+      <w:proofErr w:type="spellStart"/>
+      <w:r>
+        <w:t>infectee</w:t>
+      </w:r>
+      <w:proofErr w:type="spellEnd"/>
+      <w:r>
+        <w:t>.</w:t>
       </w:r>
       <w:r>
         <w:t xml:space="preserve"> </w:t>
@@ -3763,10 +4124,26 @@
         <w:t>members of some of the</w:t>
       </w:r>
       <w:r>
-        <w:t xml:space="preserve"> infector-infectee pairs </w:t>
-      </w:r>
-      <w:r>
-        <w:t xml:space="preserve">information on (likely) infection times is observed as well, either in an uncensored way, or with infection times (of the infectee) being interval-censored. This enables the translation from time of symptom onset to time of infection which is particularly relevant to study the generation time distribution </w:t>
+        <w:t xml:space="preserve"> infector-</w:t>
+      </w:r>
+      <w:proofErr w:type="spellStart"/>
+      <w:r>
+        <w:t>infectee</w:t>
+      </w:r>
+      <w:proofErr w:type="spellEnd"/>
+      <w:r>
+        <w:t xml:space="preserve"> pairs </w:t>
+      </w:r>
+      <w:r>
+        <w:t xml:space="preserve">information on (likely) infection times is observed as well, either in an uncensored way, or with infection times (of the </w:t>
+      </w:r>
+      <w:proofErr w:type="spellStart"/>
+      <w:r>
+        <w:t>infectee</w:t>
+      </w:r>
+      <w:proofErr w:type="spellEnd"/>
+      <w:r>
+        <w:t xml:space="preserve">) being interval-censored. This enables the translation from time of symptom onset to time of infection which is particularly relevant to study the generation time distribution </w:t>
       </w:r>
       <w:r>
         <w:lastRenderedPageBreak/>
@@ -3821,7 +4198,7 @@
                     <pic:cNvPicPr/>
                   </pic:nvPicPr>
                   <pic:blipFill>
-                    <a:blip r:embed="rId10" cstate="print">
+                    <a:blip r:embed="rId6" cstate="print">
                       <a:extLst>
                         <a:ext uri="{28A0092B-C50C-407E-A947-70E740481C1C}">
                           <a14:useLocalDpi xmlns:a14="http://schemas.microsoft.com/office/drawing/2010/main" val="0"/>
@@ -3878,7 +4255,15 @@
         <w:fldChar w:fldCharType="end"/>
       </w:r>
       <w:r>
-        <w:t>. Definition of the serial interval (the time between symptom onset in an infector and infectee).</w:t>
+        <w:t xml:space="preserve">. Definition of the serial interval (the time between symptom onset in an infector and </w:t>
+      </w:r>
+      <w:proofErr w:type="spellStart"/>
+      <w:r>
+        <w:t>infectee</w:t>
+      </w:r>
+      <w:proofErr w:type="spellEnd"/>
+      <w:r>
+        <w:t>).</w:t>
       </w:r>
     </w:p>
     <w:p>
@@ -3951,7 +4336,23 @@
         <w:jc w:val="both"/>
       </w:pPr>
       <w:r>
-        <w:t xml:space="preserve">Moreover, although no direct information on the time of infection is available, there is some information on the time between infection and symptom onset available from the contact tracing data. For each infector-infectee pair, information about the infection time of the infectee is either directly available (through the time of probable contact), or interval-censored. </w:t>
+        <w:t>Moreover, although no direct information on the time of infection is available, there is some information on the time between infection and symptom onset available from the contact tracing data. For each infector-</w:t>
+      </w:r>
+      <w:proofErr w:type="spellStart"/>
+      <w:r>
+        <w:t>infectee</w:t>
+      </w:r>
+      <w:proofErr w:type="spellEnd"/>
+      <w:r>
+        <w:t xml:space="preserve"> pair, information about the infection time of the </w:t>
+      </w:r>
+      <w:proofErr w:type="spellStart"/>
+      <w:r>
+        <w:t>infectee</w:t>
+      </w:r>
+      <w:proofErr w:type="spellEnd"/>
+      <w:r>
+        <w:t xml:space="preserve"> is either directly available (through the time of probable contact), or interval-censored. </w:t>
       </w:r>
     </w:p>
     <w:p>
@@ -4763,7 +5164,21 @@
         <w:rPr>
           <w:rFonts w:eastAsiaTheme="minorEastAsia"/>
         </w:rPr>
-        <w:t xml:space="preserve"> An ad-hoc adjustment for misclassification of individuals can be found in the work by Rogan and Gladen (1978). The Rogan and Gladen estimator is used to estimate the true prevalence in relation to the estimated seroprevalence, relying on sensitivity and specificity estimates (denoted hereunder as </w:t>
+        <w:t xml:space="preserve"> An ad-hoc adjustment for misclassification of individuals can be found in the work by Rogan and Gladen (1978). The Rogan and Gladen estimator </w:t>
+      </w:r>
+      <w:proofErr w:type="gramStart"/>
+      <w:r>
+        <w:rPr>
+          <w:rFonts w:eastAsiaTheme="minorEastAsia"/>
+        </w:rPr>
+        <w:t>is</w:t>
+      </w:r>
+      <w:proofErr w:type="gramEnd"/>
+      <w:r>
+        <w:rPr>
+          <w:rFonts w:eastAsiaTheme="minorEastAsia"/>
+        </w:rPr>
+        <w:t xml:space="preserve"> used to estimate the true prevalence in relation to the estimated seroprevalence, relying on sensitivity and specificity estimates (denoted hereunder as </w:t>
       </w:r>
       <m:oMath>
         <m:r>
@@ -4791,7 +5206,21 @@
         <w:rPr>
           <w:rFonts w:eastAsiaTheme="minorEastAsia"/>
         </w:rPr>
-        <w:t>, respectively) of the test used, i.e.,</w:t>
+        <w:t>, respect</w:t>
+      </w:r>
+      <w:proofErr w:type="spellStart"/>
+      <w:r>
+        <w:rPr>
+          <w:rFonts w:eastAsiaTheme="minorEastAsia"/>
+        </w:rPr>
+        <w:t>ively</w:t>
+      </w:r>
+      <w:proofErr w:type="spellEnd"/>
+      <w:r>
+        <w:rPr>
+          <w:rFonts w:eastAsiaTheme="minorEastAsia"/>
+        </w:rPr>
+        <w:t>) of the test used, i.e.,</w:t>
       </w:r>
     </w:p>
     <w:p>
@@ -5261,7 +5690,15 @@
         <w:t xml:space="preserve"> interconnected challenges:</w:t>
       </w:r>
       <w:r>
-        <w:t xml:space="preserve"> (i) </w:t>
+        <w:t xml:space="preserve"> (</w:t>
+      </w:r>
+      <w:proofErr w:type="spellStart"/>
+      <w:r>
+        <w:t>i</w:t>
+      </w:r>
+      <w:proofErr w:type="spellEnd"/>
+      <w:r>
+        <w:t xml:space="preserve">) </w:t>
       </w:r>
       <w:r>
         <w:t xml:space="preserve">observational data makes it difficult to distinguish </w:t>
@@ -5333,22 +5770,6 @@
         </w:rPr>
         <w:t xml:space="preserve">. </w:t>
       </w:r>
-    </w:p>
-    <w:p>
-      <w:pPr>
-        <w:jc w:val="both"/>
-        <w:rPr>
-          <w:rFonts w:eastAsiaTheme="minorEastAsia"/>
-        </w:rPr>
-      </w:pPr>
-    </w:p>
-    <w:p>
-      <w:pPr>
-        <w:jc w:val="both"/>
-        <w:rPr>
-          <w:rFonts w:eastAsiaTheme="minorEastAsia"/>
-        </w:rPr>
-      </w:pPr>
     </w:p>
     <w:sectPr>
       <w:pgSz w:w="12240" w:h="15840"/>
@@ -5358,235 +5779,6 @@
     </w:sectPr>
   </w:body>
 </w:document>
-</file>
-
-<file path=word/comments.xml><?xml version="1.0" encoding="utf-8"?>
-<w:comments xmlns:wpc="http://schemas.microsoft.com/office/word/2010/wordprocessingCanvas" xmlns:cx="http://schemas.microsoft.com/office/drawing/2014/chartex" xmlns:cx1="http://schemas.microsoft.com/office/drawing/2015/9/8/chartex" xmlns:cx2="http://schemas.microsoft.com/office/drawing/2015/10/21/chartex" xmlns:cx3="http://schemas.microsoft.com/office/drawing/2016/5/9/chartex" xmlns:cx4="http://schemas.microsoft.com/office/drawing/2016/5/10/chartex" xmlns:cx5="http://schemas.microsoft.com/office/drawing/2016/5/11/chartex" xmlns:cx6="http://schemas.microsoft.com/office/drawing/2016/5/12/chartex" xmlns:cx7="http://schemas.microsoft.com/office/drawing/2016/5/13/chartex" xmlns:cx8="http://schemas.microsoft.com/office/drawing/2016/5/14/chartex" xmlns:mc="http://schemas.openxmlformats.org/markup-compatibility/2006" xmlns:aink="http://schemas.microsoft.com/office/drawing/2016/ink" xmlns:am3d="http://schemas.microsoft.com/office/drawing/2017/model3d" xmlns:o="urn:schemas-microsoft-com:office:office" xmlns:oel="http://schemas.microsoft.com/office/2019/extlst" xmlns:r="http://schemas.openxmlformats.org/officeDocument/2006/relationships" xmlns:m="http://schemas.openxmlformats.org/officeDocument/2006/math" xmlns:v="urn:schemas-microsoft-com:vml" xmlns:wp14="http://schemas.microsoft.com/office/word/2010/wordprocessingDrawing" xmlns:wp="http://schemas.openxmlformats.org/drawingml/2006/wordprocessingDrawing" xmlns:w10="urn:schemas-microsoft-com:office:word" xmlns:w="http://schemas.openxmlformats.org/wordprocessingml/2006/main" xmlns:w14="http://schemas.microsoft.com/office/word/2010/wordml" xmlns:w15="http://schemas.microsoft.com/office/word/2012/wordml" xmlns:w16cex="http://schemas.microsoft.com/office/word/2018/wordml/cex" xmlns:w16cid="http://schemas.microsoft.com/office/word/2016/wordml/cid" xmlns:w16="http://schemas.microsoft.com/office/word/2018/wordml" xmlns:w16du="http://schemas.microsoft.com/office/word/2023/wordml/word16du" xmlns:w16sdtdh="http://schemas.microsoft.com/office/word/2020/wordml/sdtdatahash" xmlns:w16sdtfl="http://schemas.microsoft.com/office/word/2024/wordml/sdtformatlock" xmlns:w16se="http://schemas.microsoft.com/office/word/2015/wordml/symex" xmlns:wpg="http://schemas.microsoft.com/office/word/2010/wordprocessingGroup" xmlns:wpi="http://schemas.microsoft.com/office/word/2010/wordprocessingInk" xmlns:wne="http://schemas.microsoft.com/office/word/2006/wordml" xmlns:wps="http://schemas.microsoft.com/office/word/2010/wordprocessingShape" mc:Ignorable="w14 w15 w16se w16cid w16 w16cex w16sdtdh w16sdtfl w16du wp14">
-  <w:comment w:id="0" w:author="Steven Abrams" w:date="2026-06-04T08:53:00Z" w:initials="SA">
-    <w:p>
-      <w:pPr>
-        <w:pStyle w:val="CommentText"/>
-      </w:pPr>
-      <w:r>
-        <w:rPr>
-          <w:rStyle w:val="CommentReference"/>
-        </w:rPr>
-        <w:annotationRef/>
-      </w:r>
-      <w:r>
-        <w:t>Additional analyses that can be considered:</w:t>
-      </w:r>
-      <w:r>
-        <w:br/>
-      </w:r>
-      <w:r>
-        <w:br/>
-        <w:t>1. Infection times: hazard regression approaches including approaches based on a parametric hazard characterized by means of the mass action principle. For example, in the age-invariant case, one could consider</w:t>
-      </w:r>
-    </w:p>
-    <w:p>
-      <w:pPr>
-        <w:pStyle w:val="CommentText"/>
-      </w:pPr>
-    </w:p>
-    <w:p>
-      <w:pPr>
-        <w:pStyle w:val="CommentText"/>
-        <w:rPr>
-          <w:lang w:val="fr-FR"/>
-        </w:rPr>
-      </w:pPr>
-      <w:r>
-        <w:rPr>
-          <w:lang w:val="fr-FR"/>
-        </w:rPr>
-        <w:t>lambda(t) = beta I(t</w:t>
-      </w:r>
-      <w:r>
-        <w:rPr>
-          <w:lang w:val="fr-FR"/>
-        </w:rPr>
-        <w:t>)</w:t>
-      </w:r>
-    </w:p>
-    <w:p>
-      <w:pPr>
-        <w:pStyle w:val="CommentText"/>
-        <w:rPr>
-          <w:lang w:val="fr-FR"/>
-        </w:rPr>
-      </w:pPr>
-    </w:p>
-    <w:p>
-      <w:pPr>
-        <w:pStyle w:val="CommentText"/>
-      </w:pPr>
-      <w:r>
-        <w:t>such that the number of new infections at time t</w:t>
-      </w:r>
-      <w:r>
-        <w:t xml:space="preserve"> is equal to</w:t>
-      </w:r>
-    </w:p>
-    <w:p>
-      <w:pPr>
-        <w:pStyle w:val="CommentText"/>
-      </w:pPr>
-    </w:p>
-    <w:p>
-      <w:pPr>
-        <w:pStyle w:val="CommentText"/>
-        <w:rPr>
-          <w:lang w:val="fr-FR"/>
-        </w:rPr>
-      </w:pPr>
-      <w:r>
-        <w:rPr>
-          <w:lang w:val="fr-FR"/>
-        </w:rPr>
-        <w:t>I*(t) = lambda(t)S(t)</w:t>
-      </w:r>
-    </w:p>
-    <w:p>
-      <w:pPr>
-        <w:pStyle w:val="CommentText"/>
-        <w:rPr>
-          <w:lang w:val="fr-FR"/>
-        </w:rPr>
-      </w:pPr>
-    </w:p>
-    <w:p>
-      <w:pPr>
-        <w:pStyle w:val="CommentText"/>
-      </w:pPr>
-      <w:r>
-        <w:t xml:space="preserve">In an age- and time-dependent </w:t>
-      </w:r>
-      <w:r>
-        <w:t>formulation, we would have</w:t>
-      </w:r>
-    </w:p>
-    <w:p>
-      <w:pPr>
-        <w:pStyle w:val="CommentText"/>
-      </w:pPr>
-    </w:p>
-    <w:p>
-      <w:pPr>
-        <w:pStyle w:val="CommentText"/>
-      </w:pPr>
-      <w:r>
-        <w:t>lambda(a,t) = int_0^\infty{beta(a,a’)I(a’,t)da’}</w:t>
-      </w:r>
-    </w:p>
-    <w:p>
-      <w:pPr>
-        <w:pStyle w:val="CommentText"/>
-      </w:pPr>
-    </w:p>
-    <w:p>
-      <w:pPr>
-        <w:pStyle w:val="CommentText"/>
-      </w:pPr>
-      <w:r>
-        <w:t>where I(a’,t) can be approximated as</w:t>
-      </w:r>
-    </w:p>
-    <w:p>
-      <w:pPr>
-        <w:pStyle w:val="CommentText"/>
-      </w:pPr>
-    </w:p>
-    <w:p>
-      <w:pPr>
-        <w:pStyle w:val="CommentText"/>
-        <w:rPr>
-          <w:lang w:val="fr-FR"/>
-        </w:rPr>
-      </w:pPr>
-      <w:r>
-        <w:rPr>
-          <w:lang w:val="fr-FR"/>
-        </w:rPr>
-        <w:t xml:space="preserve">I(a’,t) \approx </w:t>
-      </w:r>
-      <w:r>
-        <w:rPr>
-          <w:lang w:val="fr-FR"/>
-        </w:rPr>
-        <w:t>lambda(</w:t>
-      </w:r>
-      <w:r>
-        <w:rPr>
-          <w:lang w:val="fr-FR"/>
-        </w:rPr>
-        <w:t>a’,</w:t>
-      </w:r>
-      <w:r>
-        <w:rPr>
-          <w:lang w:val="fr-FR"/>
-        </w:rPr>
-        <w:t>t)S(t)</w:t>
-      </w:r>
-      <w:r>
-        <w:rPr>
-          <w:lang w:val="fr-FR"/>
-        </w:rPr>
-        <w:t>D m(a’,t),</w:t>
-      </w:r>
-    </w:p>
-    <w:p>
-      <w:pPr>
-        <w:pStyle w:val="CommentText"/>
-        <w:rPr>
-          <w:lang w:val="fr-FR"/>
-        </w:rPr>
-      </w:pPr>
-    </w:p>
-    <w:p>
-      <w:pPr>
-        <w:pStyle w:val="CommentText"/>
-      </w:pPr>
-      <w:r>
-        <w:t>with m(a’,t) the mortality function.</w:t>
-      </w:r>
-    </w:p>
-    <w:p>
-      <w:pPr>
-        <w:pStyle w:val="CommentText"/>
-      </w:pPr>
-      <w:r>
-        <w:br/>
-      </w:r>
-      <w:r>
-        <w:t xml:space="preserve">2. Serial serological data analysis: mixture modeling or use of binary serostatus (current status) data. </w:t>
-      </w:r>
-    </w:p>
-    <w:p>
-      <w:pPr>
-        <w:pStyle w:val="CommentText"/>
-      </w:pPr>
-    </w:p>
-  </w:comment>
-</w:comments>
-</file>
-
-<file path=word/commentsExtended.xml><?xml version="1.0" encoding="utf-8"?>
-<w15:commentsEx xmlns:wpc="http://schemas.microsoft.com/office/word/2010/wordprocessingCanvas" xmlns:cx="http://schemas.microsoft.com/office/drawing/2014/chartex" xmlns:cx1="http://schemas.microsoft.com/office/drawing/2015/9/8/chartex" xmlns:cx2="http://schemas.microsoft.com/office/drawing/2015/10/21/chartex" xmlns:cx3="http://schemas.microsoft.com/office/drawing/2016/5/9/chartex" xmlns:cx4="http://schemas.microsoft.com/office/drawing/2016/5/10/chartex" xmlns:cx5="http://schemas.microsoft.com/office/drawing/2016/5/11/chartex" xmlns:cx6="http://schemas.microsoft.com/office/drawing/2016/5/12/chartex" xmlns:cx7="http://schemas.microsoft.com/office/drawing/2016/5/13/chartex" xmlns:cx8="http://schemas.microsoft.com/office/drawing/2016/5/14/chartex" xmlns:mc="http://schemas.openxmlformats.org/markup-compatibility/2006" xmlns:aink="http://schemas.microsoft.com/office/drawing/2016/ink" xmlns:am3d="http://schemas.microsoft.com/office/drawing/2017/model3d" xmlns:o="urn:schemas-microsoft-com:office:office" xmlns:oel="http://schemas.microsoft.com/office/2019/extlst" xmlns:r="http://schemas.openxmlformats.org/officeDocument/2006/relationships" xmlns:m="http://schemas.openxmlformats.org/officeDocument/2006/math" xmlns:v="urn:schemas-microsoft-com:vml" xmlns:wp14="http://schemas.microsoft.com/office/word/2010/wordprocessingDrawing" xmlns:wp="http://schemas.openxmlformats.org/drawingml/2006/wordprocessingDrawing" xmlns:w10="urn:schemas-microsoft-com:office:word" xmlns:w="http://schemas.openxmlformats.org/wordprocessingml/2006/main" xmlns:w14="http://schemas.microsoft.com/office/word/2010/wordml" xmlns:w15="http://schemas.microsoft.com/office/word/2012/wordml" xmlns:w16cex="http://schemas.microsoft.com/office/word/2018/wordml/cex" xmlns:w16cid="http://schemas.microsoft.com/office/word/2016/wordml/cid" xmlns:w16="http://schemas.microsoft.com/office/word/2018/wordml" xmlns:w16du="http://schemas.microsoft.com/office/word/2023/wordml/word16du" xmlns:w16sdtdh="http://schemas.microsoft.com/office/word/2020/wordml/sdtdatahash" xmlns:w16sdtfl="http://schemas.microsoft.com/office/word/2024/wordml/sdtformatlock" xmlns:w16se="http://schemas.microsoft.com/office/word/2015/wordml/symex" xmlns:wpg="http://schemas.microsoft.com/office/word/2010/wordprocessingGroup" xmlns:wpi="http://schemas.microsoft.com/office/word/2010/wordprocessingInk" xmlns:wne="http://schemas.microsoft.com/office/word/2006/wordml" xmlns:wps="http://schemas.microsoft.com/office/word/2010/wordprocessingShape" mc:Ignorable="w14 w15 w16se w16cid w16 w16cex w16sdtdh w16sdtfl w16du wp14">
-  <w15:commentEx w15:paraId="358A9F63" w15:done="0"/>
-</w15:commentsEx>
-</file>
-
-<file path=word/commentsExtensible.xml><?xml version="1.0" encoding="utf-8"?>
-<w16cex:commentsExtensible xmlns:wpc="http://schemas.microsoft.com/office/word/2010/wordprocessingCanvas" xmlns:cx="http://schemas.microsoft.com/office/drawing/2014/chartex" xmlns:cx1="http://schemas.microsoft.com/office/drawing/2015/9/8/chartex" xmlns:cx2="http://schemas.microsoft.com/office/drawing/2015/10/21/chartex" xmlns:cx3="http://schemas.microsoft.com/office/drawing/2016/5/9/chartex" xmlns:cx4="http://schemas.microsoft.com/office/drawing/2016/5/10/chartex" xmlns:cx5="http://schemas.microsoft.com/office/drawing/2016/5/11/chartex" xmlns:cx6="http://schemas.microsoft.com/office/drawing/2016/5/12/chartex" xmlns:cx7="http://schemas.microsoft.com/office/drawing/2016/5/13/chartex" xmlns:cx8="http://schemas.microsoft.com/office/drawing/2016/5/14/chartex" xmlns:cr="http://schemas.microsoft.com/office/comments/2020/reactions" xmlns:mc="http://schemas.openxmlformats.org/markup-compatibility/2006" xmlns:aink="http://schemas.microsoft.com/office/drawing/2016/ink" xmlns:am3d="http://schemas.microsoft.com/office/drawing/2017/model3d" xmlns:o="urn:schemas-microsoft-com:office:office" xmlns:oel="http://schemas.microsoft.com/office/2019/extlst" xmlns:r="http://schemas.openxmlformats.org/officeDocument/2006/relationships" xmlns:m="http://schemas.openxmlformats.org/officeDocument/2006/math" xmlns:v="urn:schemas-microsoft-com:vml" xmlns:wp14="http://schemas.microsoft.com/office/word/2010/wordprocessingDrawing" xmlns:wp="http://schemas.openxmlformats.org/drawingml/2006/wordprocessingDrawing" xmlns:w10="urn:schemas-microsoft-com:office:word" xmlns:w="http://schemas.openxmlformats.org/wordprocessingml/2006/main" xmlns:w14="http://schemas.microsoft.com/office/word/2010/wordml" xmlns:w15="http://schemas.microsoft.com/office/word/2012/wordml" xmlns:w16cex="http://schemas.microsoft.com/office/word/2018/wordml/cex" xmlns:w16cid="http://schemas.microsoft.com/office/word/2016/wordml/cid" xmlns:w16="http://schemas.microsoft.com/office/word/2018/wordml" xmlns:w16du="http://schemas.microsoft.com/office/word/2023/wordml/word16du" xmlns:w16sdtdh="http://schemas.microsoft.com/office/word/2020/wordml/sdtdatahash" xmlns:w16sdtfl="http://schemas.microsoft.com/office/word/2024/wordml/sdtformatlock" xmlns:w16se="http://schemas.microsoft.com/office/word/2015/wordml/symex" xmlns:wpg="http://schemas.microsoft.com/office/word/2010/wordprocessingGroup" xmlns:wpi="http://schemas.microsoft.com/office/word/2010/wordprocessingInk" xmlns:wne="http://schemas.microsoft.com/office/word/2006/wordml" xmlns:wps="http://schemas.microsoft.com/office/word/2010/wordprocessingShape" mc:Ignorable="w14 w15 w16se w16cid w16 w16cex w16sdtdh w16sdtfl cr w16du wp14">
-  <w16cex:commentExtensible w16cex:durableId="2947F6CA" w16cex:dateUtc="2026-06-04T06:53:00Z"/>
-</w16cex:commentsExtensible>
-</file>
-
-<file path=word/commentsIds.xml><?xml version="1.0" encoding="utf-8"?>
-<w16cid:commentsIds xmlns:wpc="http://schemas.microsoft.com/office/word/2010/wordprocessingCanvas" xmlns:cx="http://schemas.microsoft.com/office/drawing/2014/chartex" xmlns:cx1="http://schemas.microsoft.com/office/drawing/2015/9/8/chartex" xmlns:cx2="http://schemas.microsoft.com/office/drawing/2015/10/21/chartex" xmlns:cx3="http://schemas.microsoft.com/office/drawing/2016/5/9/chartex" xmlns:cx4="http://schemas.microsoft.com/office/drawing/2016/5/10/chartex" xmlns:cx5="http://schemas.microsoft.com/office/drawing/2016/5/11/chartex" xmlns:cx6="http://schemas.microsoft.com/office/drawing/2016/5/12/chartex" xmlns:cx7="http://schemas.microsoft.com/office/drawing/2016/5/13/chartex" xmlns:cx8="http://schemas.microsoft.com/office/drawing/2016/5/14/chartex" xmlns:mc="http://schemas.openxmlformats.org/markup-compatibility/2006" xmlns:aink="http://schemas.microsoft.com/office/drawing/2016/ink" xmlns:am3d="http://schemas.microsoft.com/office/drawing/2017/model3d" xmlns:o="urn:schemas-microsoft-com:office:office" xmlns:oel="http://schemas.microsoft.com/office/2019/extlst" xmlns:r="http://schemas.openxmlformats.org/officeDocument/2006/relationships" xmlns:m="http://schemas.openxmlformats.org/officeDocument/2006/math" xmlns:v="urn:schemas-microsoft-com:vml" xmlns:wp14="http://schemas.microsoft.com/office/word/2010/wordprocessingDrawing" xmlns:wp="http://schemas.openxmlformats.org/drawingml/2006/wordprocessingDrawing" xmlns:w10="urn:schemas-microsoft-com:office:word" xmlns:w="http://schemas.openxmlformats.org/wordprocessingml/2006/main" xmlns:w14="http://schemas.microsoft.com/office/word/2010/wordml" xmlns:w15="http://schemas.microsoft.com/office/word/2012/wordml" xmlns:w16cex="http://schemas.microsoft.com/office/word/2018/wordml/cex" xmlns:w16cid="http://schemas.microsoft.com/office/word/2016/wordml/cid" xmlns:w16="http://schemas.microsoft.com/office/word/2018/wordml" xmlns:w16du="http://schemas.microsoft.com/office/word/2023/wordml/word16du" xmlns:w16sdtdh="http://schemas.microsoft.com/office/word/2020/wordml/sdtdatahash" xmlns:w16sdtfl="http://schemas.microsoft.com/office/word/2024/wordml/sdtformatlock" xmlns:w16se="http://schemas.microsoft.com/office/word/2015/wordml/symex" xmlns:wpg="http://schemas.microsoft.com/office/word/2010/wordprocessingGroup" xmlns:wpi="http://schemas.microsoft.com/office/word/2010/wordprocessingInk" xmlns:wne="http://schemas.microsoft.com/office/word/2006/wordml" xmlns:wps="http://schemas.microsoft.com/office/word/2010/wordprocessingShape" mc:Ignorable="w14 w15 w16se w16cid w16 w16cex w16sdtdh w16sdtfl w16du wp14">
-  <w16cid:commentId w16cid:paraId="358A9F63" w16cid:durableId="2947F6CA"/>
-</w16cid:commentsIds>
 </file>
 
 <file path=word/numbering.xml><?xml version="1.0" encoding="utf-8"?>
@@ -6798,14 +6990,6 @@
     <w:abstractNumId w:val="10"/>
   </w:num>
 </w:numbering>
-</file>
-
-<file path=word/people.xml><?xml version="1.0" encoding="utf-8"?>
-<w15:people xmlns:wpc="http://schemas.microsoft.com/office/word/2010/wordprocessingCanvas" xmlns:cx="http://schemas.microsoft.com/office/drawing/2014/chartex" xmlns:cx1="http://schemas.microsoft.com/office/drawing/2015/9/8/chartex" xmlns:cx2="http://schemas.microsoft.com/office/drawing/2015/10/21/chartex" xmlns:cx3="http://schemas.microsoft.com/office/drawing/2016/5/9/chartex" xmlns:cx4="http://schemas.microsoft.com/office/drawing/2016/5/10/chartex" xmlns:cx5="http://schemas.microsoft.com/office/drawing/2016/5/11/chartex" xmlns:cx6="http://schemas.microsoft.com/office/drawing/2016/5/12/chartex" xmlns:cx7="http://schemas.microsoft.com/office/drawing/2016/5/13/chartex" xmlns:cx8="http://schemas.microsoft.com/office/drawing/2016/5/14/chartex" xmlns:mc="http://schemas.openxmlformats.org/markup-compatibility/2006" xmlns:aink="http://schemas.microsoft.com/office/drawing/2016/ink" xmlns:am3d="http://schemas.microsoft.com/office/drawing/2017/model3d" xmlns:o="urn:schemas-microsoft-com:office:office" xmlns:oel="http://schemas.microsoft.com/office/2019/extlst" xmlns:r="http://schemas.openxmlformats.org/officeDocument/2006/relationships" xmlns:m="http://schemas.openxmlformats.org/officeDocument/2006/math" xmlns:v="urn:schemas-microsoft-com:vml" xmlns:wp14="http://schemas.microsoft.com/office/word/2010/wordprocessingDrawing" xmlns:wp="http://schemas.openxmlformats.org/drawingml/2006/wordprocessingDrawing" xmlns:w10="urn:schemas-microsoft-com:office:word" xmlns:w="http://schemas.openxmlformats.org/wordprocessingml/2006/main" xmlns:w14="http://schemas.microsoft.com/office/word/2010/wordml" xmlns:w15="http://schemas.microsoft.com/office/word/2012/wordml" xmlns:w16cex="http://schemas.microsoft.com/office/word/2018/wordml/cex" xmlns:w16cid="http://schemas.microsoft.com/office/word/2016/wordml/cid" xmlns:w16="http://schemas.microsoft.com/office/word/2018/wordml" xmlns:w16du="http://schemas.microsoft.com/office/word/2023/wordml/word16du" xmlns:w16sdtdh="http://schemas.microsoft.com/office/word/2020/wordml/sdtdatahash" xmlns:w16sdtfl="http://schemas.microsoft.com/office/word/2024/wordml/sdtformatlock" xmlns:w16se="http://schemas.microsoft.com/office/word/2015/wordml/symex" xmlns:wpg="http://schemas.microsoft.com/office/word/2010/wordprocessingGroup" xmlns:wpi="http://schemas.microsoft.com/office/word/2010/wordprocessingInk" xmlns:wne="http://schemas.microsoft.com/office/word/2006/wordml" xmlns:wps="http://schemas.microsoft.com/office/word/2010/wordprocessingShape" mc:Ignorable="w14 w15 w16se w16cid w16 w16cex w16sdtdh w16sdtfl w16du wp14">
-  <w15:person w15:author="Steven Abrams">
-    <w15:presenceInfo w15:providerId="None" w15:userId="Steven Abrams"/>
-  </w15:person>
-</w15:people>
 </file>
 
 <file path=word/styles.xml><?xml version="1.0" encoding="utf-8"?>
